--- a/scripts/automacao/templates/desconto_folha.docx
+++ b/scripts/automacao/templates/desconto_folha.docx
@@ -1,6 +1,6 @@
 
 <file path=word/document.xml><?xml version="1.0" encoding="utf-8"?>
-<w:document xmlns:ve="http://schemas.openxmlformats.org/markup-compatibility/2006" xmlns:o="urn:schemas-microsoft-com:office:office" xmlns:r="http://schemas.openxmlformats.org/officeDocument/2006/relationships" xmlns:m="http://schemas.openxmlformats.org/officeDocument/2006/math" xmlns:v="urn:schemas-microsoft-com:vml" xmlns:wp="http://schemas.openxmlformats.org/drawingml/2006/wordprocessingDrawing" xmlns:w10="urn:schemas-microsoft-com:office:word" xmlns:w="http://schemas.openxmlformats.org/wordprocessingml/2006/main" xmlns:wne="http://schemas.microsoft.com/office/word/2006/wordml">
+<w:document xmlns:wpc="http://schemas.microsoft.com/office/word/2010/wordprocessingCanvas" xmlns:cx="http://schemas.microsoft.com/office/drawing/2014/chartex" xmlns:cx1="http://schemas.microsoft.com/office/drawing/2015/9/8/chartex" xmlns:cx2="http://schemas.microsoft.com/office/drawing/2015/10/21/chartex" xmlns:cx3="http://schemas.microsoft.com/office/drawing/2016/5/9/chartex" xmlns:cx4="http://schemas.microsoft.com/office/drawing/2016/5/10/chartex" xmlns:cx5="http://schemas.microsoft.com/office/drawing/2016/5/11/chartex" xmlns:cx6="http://schemas.microsoft.com/office/drawing/2016/5/12/chartex" xmlns:cx7="http://schemas.microsoft.com/office/drawing/2016/5/13/chartex" xmlns:cx8="http://schemas.microsoft.com/office/drawing/2016/5/14/chartex" xmlns:mc="http://schemas.openxmlformats.org/markup-compatibility/2006" xmlns:aink="http://schemas.microsoft.com/office/drawing/2016/ink" xmlns:am3d="http://schemas.microsoft.com/office/drawing/2017/model3d" xmlns:o="urn:schemas-microsoft-com:office:office" xmlns:oel="http://schemas.microsoft.com/office/2019/extlst" xmlns:r="http://schemas.openxmlformats.org/officeDocument/2006/relationships" xmlns:m="http://schemas.openxmlformats.org/officeDocument/2006/math" xmlns:v="urn:schemas-microsoft-com:vml" xmlns:wp14="http://schemas.microsoft.com/office/word/2010/wordprocessingDrawing" xmlns:wp="http://schemas.openxmlformats.org/drawingml/2006/wordprocessingDrawing" xmlns:w10="urn:schemas-microsoft-com:office:word" xmlns:w="http://schemas.openxmlformats.org/wordprocessingml/2006/main" xmlns:w14="http://schemas.microsoft.com/office/word/2010/wordml" xmlns:w15="http://schemas.microsoft.com/office/word/2012/wordml" xmlns:w16cex="http://schemas.microsoft.com/office/word/2018/wordml/cex" xmlns:w16cid="http://schemas.microsoft.com/office/word/2016/wordml/cid" xmlns:w16="http://schemas.microsoft.com/office/word/2018/wordml" xmlns:w16du="http://schemas.microsoft.com/office/word/2023/wordml/word16du" xmlns:w16sdtdh="http://schemas.microsoft.com/office/word/2020/wordml/sdtdatahash" xmlns:w16sdtfl="http://schemas.microsoft.com/office/word/2024/wordml/sdtformatlock" xmlns:w16se="http://schemas.microsoft.com/office/word/2015/wordml/symex" xmlns:wpg="http://schemas.microsoft.com/office/word/2010/wordprocessingGroup" xmlns:wpi="http://schemas.microsoft.com/office/word/2010/wordprocessingInk" xmlns:wne="http://schemas.microsoft.com/office/word/2006/wordml" xmlns:wps="http://schemas.microsoft.com/office/word/2010/wordprocessingShape" mc:Ignorable="w14 w15 w16se w16cid w16 w16cex w16sdtdh w16sdtfl w16du wp14">
   <w:body>
     <w:p>
       <w:pPr>
@@ -13,7 +13,7 @@
         </w:rPr>
       </w:pPr>
       <w:r>
-        <w:pict>
+        <w:pict w14:anchorId="750E63A9">
           <v:rect id="_x0000_s1026" style="position:absolute;margin-left:35.7pt;margin-top:38.65pt;width:411.25pt;height:34.8pt;z-index:1;mso-wrap-distance-left:9.05pt;mso-wrap-distance-right:9.05pt">
             <v:fill opacity="0"/>
             <v:textbox inset="7.25pt,3.65pt,7.25pt,3.65pt">
@@ -71,7 +71,7 @@
           <w:sz w:val="28"/>
           <w:lang w:eastAsia="pt-BR"/>
         </w:rPr>
-        <w:pict>
+        <w:pict w14:anchorId="44123445">
           <v:shapetype id="_x0000_t75" coordsize="21600,21600" o:spt="75" o:preferrelative="t" path="m@4@5l@4@11@9@11@9@5xe" filled="f" stroked="f">
             <v:stroke joinstyle="miter"/>
             <v:formulas>
@@ -91,7 +91,7 @@
             <v:path o:extrusionok="f" gradientshapeok="t" o:connecttype="rect"/>
             <o:lock v:ext="edit" aspectratio="t"/>
           </v:shapetype>
-          <v:shape id="Imagem 1" o:spid="_x0000_i1025" type="#_x0000_t75" style="width:510.25pt;height:41.95pt;visibility:visible;mso-wrap-style:square">
+          <v:shape id="Imagem 1" o:spid="_x0000_i1025" type="#_x0000_t75" style="width:510.05pt;height:41.75pt;visibility:visible;mso-wrap-style:square">
             <v:imagedata r:id="rId6" o:title="" croptop="-45f" cropbottom="-45f" cropleft="-4f" cropright="-4f"/>
           </v:shape>
         </w:pict>
@@ -170,21 +170,12 @@
         <w:ind w:left="1134" w:hanging="1134"/>
         <w:jc w:val="both"/>
       </w:pPr>
-      <w:proofErr w:type="gramStart"/>
-      <w:r>
-        <w:rPr>
-          <w:b/>
-          <w:szCs w:val="20"/>
-        </w:rPr>
-        <w:t>Servidor(</w:t>
-      </w:r>
-      <w:proofErr w:type="gramEnd"/>
-      <w:r>
-        <w:rPr>
-          <w:b/>
-          <w:szCs w:val="20"/>
-        </w:rPr>
-        <w:t>a):</w:t>
+      <w:r>
+        <w:rPr>
+          <w:b/>
+          <w:szCs w:val="20"/>
+        </w:rPr>
+        <w:t>Servidor(a):</w:t>
       </w:r>
       <w:r>
         <w:rPr>
@@ -365,23 +356,7 @@
           <w:bCs/>
           <w:szCs w:val="20"/>
         </w:rPr>
-        <w:t xml:space="preserve">ao qual </w:t>
-      </w:r>
-      <w:proofErr w:type="gramStart"/>
-      <w:r>
-        <w:rPr>
-          <w:bCs/>
-          <w:szCs w:val="20"/>
-        </w:rPr>
-        <w:t>o(</w:t>
-      </w:r>
-      <w:proofErr w:type="gramEnd"/>
-      <w:r>
-        <w:rPr>
-          <w:bCs/>
-          <w:szCs w:val="20"/>
-        </w:rPr>
-        <w:t xml:space="preserve">a) servidor(a) está vinculado(a), </w:t>
+        <w:t xml:space="preserve">ao qual o(a) servidor(a) está vinculado(a), </w:t>
       </w:r>
       <w:r>
         <w:rPr>
@@ -394,23 +369,7 @@
           <w:bCs/>
           <w:szCs w:val="20"/>
         </w:rPr>
-        <w:t>valor(</w:t>
-      </w:r>
-      <w:proofErr w:type="spellStart"/>
-      <w:r>
-        <w:rPr>
-          <w:bCs/>
-          <w:szCs w:val="20"/>
-        </w:rPr>
-        <w:t>es</w:t>
-      </w:r>
-      <w:proofErr w:type="spellEnd"/>
-      <w:r>
-        <w:rPr>
-          <w:bCs/>
-          <w:szCs w:val="20"/>
-        </w:rPr>
-        <w:t>) da(s) multa(s)</w:t>
+        <w:t>valor(es) da(s) multa(s)</w:t>
       </w:r>
       <w:r>
         <w:rPr>
@@ -424,21 +383,7 @@
         <w:rPr>
           <w:szCs w:val="20"/>
         </w:rPr>
-        <w:t>nos vencimentos, subsídios, salários ou proventos do(a) servidor(a) pertencente ao seu quadro de pessoal, em conformidade com as informações supracitadas e observados os limites previstos na legislação aplicável à espécie, devendo comprovar o repasse do(s) valor(</w:t>
-      </w:r>
-      <w:proofErr w:type="spellStart"/>
-      <w:r>
-        <w:rPr>
-          <w:szCs w:val="20"/>
-        </w:rPr>
-        <w:t>es</w:t>
-      </w:r>
-      <w:proofErr w:type="spellEnd"/>
-      <w:r>
-        <w:rPr>
-          <w:szCs w:val="20"/>
-        </w:rPr>
-        <w:t xml:space="preserve">) perante este Tribunal de Contas, no prazo de 15 (quinze) dias a contar da efetivação do referido desconto, sob pena de imposição de multa nos termos do art. 27 da Resolução nº 013/2015-TCE. </w:t>
+        <w:t xml:space="preserve">nos vencimentos, subsídios, salários ou proventos do(a) servidor(a) pertencente ao seu quadro de pessoal, em conformidade com as informações supracitadas e observados os limites previstos na legislação aplicável à espécie, devendo comprovar o repasse do(s) valor(es) perante este Tribunal de Contas, no prazo de 15 (quinze) dias a contar da efetivação do referido desconto, sob pena de imposição de multa nos termos do art. 27 da Resolução nº 013/2015-TCE. </w:t>
       </w:r>
     </w:p>
     <w:p>
@@ -454,21 +399,7 @@
         <w:rPr>
           <w:szCs w:val="20"/>
         </w:rPr>
-        <w:t xml:space="preserve">O desconto tem por objetivo o pagamento da(s) multa(s) imputada(s) ao </w:t>
-      </w:r>
-      <w:proofErr w:type="gramStart"/>
-      <w:r>
-        <w:rPr>
-          <w:szCs w:val="20"/>
-        </w:rPr>
-        <w:t>aludido(</w:t>
-      </w:r>
-      <w:proofErr w:type="gramEnd"/>
-      <w:r>
-        <w:rPr>
-          <w:szCs w:val="20"/>
-        </w:rPr>
-        <w:t xml:space="preserve">a) servidor(a), por esta Corte de Contas, e o repasse deve ser feito à </w:t>
+        <w:t xml:space="preserve">O desconto tem por objetivo o pagamento da(s) multa(s) imputada(s) ao aludido(a) servidor(a), por esta Corte de Contas, e o repasse deve ser feito à </w:t>
       </w:r>
       <w:r>
         <w:rPr>
@@ -484,7 +415,7 @@
           <w:bCs/>
           <w:szCs w:val="20"/>
         </w:rPr>
-        <w:t>6</w:t>
+        <w:t>7</w:t>
       </w:r>
       <w:r>
         <w:rPr>
@@ -529,18 +460,8 @@
           <w:bCs/>
           <w:szCs w:val="20"/>
         </w:rPr>
-        <w:t xml:space="preserve"> </w:t>
-      </w:r>
-      <w:proofErr w:type="spellStart"/>
-      <w:r>
-        <w:rPr>
-          <w:b/>
-          <w:bCs/>
-          <w:szCs w:val="20"/>
-        </w:rPr>
-        <w:t>Sasaki</w:t>
-      </w:r>
-      <w:proofErr w:type="spellEnd"/>
+        <w:t xml:space="preserve"> Sasaki</w:t>
+      </w:r>
     </w:p>
     <w:p>
       <w:pPr>
@@ -605,7 +526,7 @@
 </file>
 
 <file path=word/endnotes.xml><?xml version="1.0" encoding="utf-8"?>
-<w:endnotes xmlns:ve="http://schemas.openxmlformats.org/markup-compatibility/2006" xmlns:o="urn:schemas-microsoft-com:office:office" xmlns:r="http://schemas.openxmlformats.org/officeDocument/2006/relationships" xmlns:m="http://schemas.openxmlformats.org/officeDocument/2006/math" xmlns:v="urn:schemas-microsoft-com:vml" xmlns:wp="http://schemas.openxmlformats.org/drawingml/2006/wordprocessingDrawing" xmlns:w10="urn:schemas-microsoft-com:office:word" xmlns:w="http://schemas.openxmlformats.org/wordprocessingml/2006/main" xmlns:wne="http://schemas.microsoft.com/office/word/2006/wordml">
+<w:endnotes xmlns:wpc="http://schemas.microsoft.com/office/word/2010/wordprocessingCanvas" xmlns:cx="http://schemas.microsoft.com/office/drawing/2014/chartex" xmlns:cx1="http://schemas.microsoft.com/office/drawing/2015/9/8/chartex" xmlns:cx2="http://schemas.microsoft.com/office/drawing/2015/10/21/chartex" xmlns:cx3="http://schemas.microsoft.com/office/drawing/2016/5/9/chartex" xmlns:cx4="http://schemas.microsoft.com/office/drawing/2016/5/10/chartex" xmlns:cx5="http://schemas.microsoft.com/office/drawing/2016/5/11/chartex" xmlns:cx6="http://schemas.microsoft.com/office/drawing/2016/5/12/chartex" xmlns:cx7="http://schemas.microsoft.com/office/drawing/2016/5/13/chartex" xmlns:cx8="http://schemas.microsoft.com/office/drawing/2016/5/14/chartex" xmlns:mc="http://schemas.openxmlformats.org/markup-compatibility/2006" xmlns:aink="http://schemas.microsoft.com/office/drawing/2016/ink" xmlns:am3d="http://schemas.microsoft.com/office/drawing/2017/model3d" xmlns:o="urn:schemas-microsoft-com:office:office" xmlns:oel="http://schemas.microsoft.com/office/2019/extlst" xmlns:r="http://schemas.openxmlformats.org/officeDocument/2006/relationships" xmlns:m="http://schemas.openxmlformats.org/officeDocument/2006/math" xmlns:v="urn:schemas-microsoft-com:vml" xmlns:wp14="http://schemas.microsoft.com/office/word/2010/wordprocessingDrawing" xmlns:wp="http://schemas.openxmlformats.org/drawingml/2006/wordprocessingDrawing" xmlns:w10="urn:schemas-microsoft-com:office:word" xmlns:w="http://schemas.openxmlformats.org/wordprocessingml/2006/main" xmlns:w14="http://schemas.microsoft.com/office/word/2010/wordml" xmlns:w15="http://schemas.microsoft.com/office/word/2012/wordml" xmlns:w16cex="http://schemas.microsoft.com/office/word/2018/wordml/cex" xmlns:w16cid="http://schemas.microsoft.com/office/word/2016/wordml/cid" xmlns:w16="http://schemas.microsoft.com/office/word/2018/wordml" xmlns:w16du="http://schemas.microsoft.com/office/word/2023/wordml/word16du" xmlns:w16sdtdh="http://schemas.microsoft.com/office/word/2020/wordml/sdtdatahash" xmlns:w16sdtfl="http://schemas.microsoft.com/office/word/2024/wordml/sdtformatlock" xmlns:w16se="http://schemas.microsoft.com/office/word/2015/wordml/symex" xmlns:wpg="http://schemas.microsoft.com/office/word/2010/wordprocessingGroup" xmlns:wpi="http://schemas.microsoft.com/office/word/2010/wordprocessingInk" xmlns:wne="http://schemas.microsoft.com/office/word/2006/wordml" xmlns:wps="http://schemas.microsoft.com/office/word/2010/wordprocessingShape" mc:Ignorable="w14 w15 w16se w16cid w16 w16cex w16sdtdh w16sdtfl w16du wp14">
   <w:endnote w:type="separator" w:id="-1">
     <w:p>
       <w:r>
@@ -624,7 +545,7 @@
 </file>
 
 <file path=word/footer1.xml><?xml version="1.0" encoding="utf-8"?>
-<w:ftr xmlns:ve="http://schemas.openxmlformats.org/markup-compatibility/2006" xmlns:o="urn:schemas-microsoft-com:office:office" xmlns:r="http://schemas.openxmlformats.org/officeDocument/2006/relationships" xmlns:m="http://schemas.openxmlformats.org/officeDocument/2006/math" xmlns:v="urn:schemas-microsoft-com:vml" xmlns:wp="http://schemas.openxmlformats.org/drawingml/2006/wordprocessingDrawing" xmlns:w10="urn:schemas-microsoft-com:office:word" xmlns:w="http://schemas.openxmlformats.org/wordprocessingml/2006/main" xmlns:wne="http://schemas.microsoft.com/office/word/2006/wordml">
+<w:ftr xmlns:wpc="http://schemas.microsoft.com/office/word/2010/wordprocessingCanvas" xmlns:cx="http://schemas.microsoft.com/office/drawing/2014/chartex" xmlns:cx1="http://schemas.microsoft.com/office/drawing/2015/9/8/chartex" xmlns:cx2="http://schemas.microsoft.com/office/drawing/2015/10/21/chartex" xmlns:cx3="http://schemas.microsoft.com/office/drawing/2016/5/9/chartex" xmlns:cx4="http://schemas.microsoft.com/office/drawing/2016/5/10/chartex" xmlns:cx5="http://schemas.microsoft.com/office/drawing/2016/5/11/chartex" xmlns:cx6="http://schemas.microsoft.com/office/drawing/2016/5/12/chartex" xmlns:cx7="http://schemas.microsoft.com/office/drawing/2016/5/13/chartex" xmlns:cx8="http://schemas.microsoft.com/office/drawing/2016/5/14/chartex" xmlns:mc="http://schemas.openxmlformats.org/markup-compatibility/2006" xmlns:aink="http://schemas.microsoft.com/office/drawing/2016/ink" xmlns:am3d="http://schemas.microsoft.com/office/drawing/2017/model3d" xmlns:o="urn:schemas-microsoft-com:office:office" xmlns:oel="http://schemas.microsoft.com/office/2019/extlst" xmlns:r="http://schemas.openxmlformats.org/officeDocument/2006/relationships" xmlns:m="http://schemas.openxmlformats.org/officeDocument/2006/math" xmlns:v="urn:schemas-microsoft-com:vml" xmlns:wp14="http://schemas.microsoft.com/office/word/2010/wordprocessingDrawing" xmlns:wp="http://schemas.openxmlformats.org/drawingml/2006/wordprocessingDrawing" xmlns:w10="urn:schemas-microsoft-com:office:word" xmlns:w="http://schemas.openxmlformats.org/wordprocessingml/2006/main" xmlns:w14="http://schemas.microsoft.com/office/word/2010/wordml" xmlns:w15="http://schemas.microsoft.com/office/word/2012/wordml" xmlns:w16cex="http://schemas.microsoft.com/office/word/2018/wordml/cex" xmlns:w16cid="http://schemas.microsoft.com/office/word/2016/wordml/cid" xmlns:w16="http://schemas.microsoft.com/office/word/2018/wordml" xmlns:w16du="http://schemas.microsoft.com/office/word/2023/wordml/word16du" xmlns:w16sdtdh="http://schemas.microsoft.com/office/word/2020/wordml/sdtdatahash" xmlns:w16sdtfl="http://schemas.microsoft.com/office/word/2024/wordml/sdtformatlock" xmlns:w16se="http://schemas.microsoft.com/office/word/2015/wordml/symex" xmlns:wpg="http://schemas.microsoft.com/office/word/2010/wordprocessingGroup" xmlns:wpi="http://schemas.microsoft.com/office/word/2010/wordprocessingInk" xmlns:wne="http://schemas.microsoft.com/office/word/2006/wordml" xmlns:wps="http://schemas.microsoft.com/office/word/2010/wordprocessingShape" mc:Ignorable="w14 w15 w16se w16cid w16 w16cex w16sdtdh w16sdtfl w16du wp14">
   <w:p>
     <w:pPr>
       <w:pStyle w:val="Rodap"/>
@@ -640,7 +561,7 @@
 </file>
 
 <file path=word/footnotes.xml><?xml version="1.0" encoding="utf-8"?>
-<w:footnotes xmlns:ve="http://schemas.openxmlformats.org/markup-compatibility/2006" xmlns:o="urn:schemas-microsoft-com:office:office" xmlns:r="http://schemas.openxmlformats.org/officeDocument/2006/relationships" xmlns:m="http://schemas.openxmlformats.org/officeDocument/2006/math" xmlns:v="urn:schemas-microsoft-com:vml" xmlns:wp="http://schemas.openxmlformats.org/drawingml/2006/wordprocessingDrawing" xmlns:w10="urn:schemas-microsoft-com:office:word" xmlns:w="http://schemas.openxmlformats.org/wordprocessingml/2006/main" xmlns:wne="http://schemas.microsoft.com/office/word/2006/wordml">
+<w:footnotes xmlns:wpc="http://schemas.microsoft.com/office/word/2010/wordprocessingCanvas" xmlns:cx="http://schemas.microsoft.com/office/drawing/2014/chartex" xmlns:cx1="http://schemas.microsoft.com/office/drawing/2015/9/8/chartex" xmlns:cx2="http://schemas.microsoft.com/office/drawing/2015/10/21/chartex" xmlns:cx3="http://schemas.microsoft.com/office/drawing/2016/5/9/chartex" xmlns:cx4="http://schemas.microsoft.com/office/drawing/2016/5/10/chartex" xmlns:cx5="http://schemas.microsoft.com/office/drawing/2016/5/11/chartex" xmlns:cx6="http://schemas.microsoft.com/office/drawing/2016/5/12/chartex" xmlns:cx7="http://schemas.microsoft.com/office/drawing/2016/5/13/chartex" xmlns:cx8="http://schemas.microsoft.com/office/drawing/2016/5/14/chartex" xmlns:mc="http://schemas.openxmlformats.org/markup-compatibility/2006" xmlns:aink="http://schemas.microsoft.com/office/drawing/2016/ink" xmlns:am3d="http://schemas.microsoft.com/office/drawing/2017/model3d" xmlns:o="urn:schemas-microsoft-com:office:office" xmlns:oel="http://schemas.microsoft.com/office/2019/extlst" xmlns:r="http://schemas.openxmlformats.org/officeDocument/2006/relationships" xmlns:m="http://schemas.openxmlformats.org/officeDocument/2006/math" xmlns:v="urn:schemas-microsoft-com:vml" xmlns:wp14="http://schemas.microsoft.com/office/word/2010/wordprocessingDrawing" xmlns:wp="http://schemas.openxmlformats.org/drawingml/2006/wordprocessingDrawing" xmlns:w10="urn:schemas-microsoft-com:office:word" xmlns:w="http://schemas.openxmlformats.org/wordprocessingml/2006/main" xmlns:w14="http://schemas.microsoft.com/office/word/2010/wordml" xmlns:w15="http://schemas.microsoft.com/office/word/2012/wordml" xmlns:w16cex="http://schemas.microsoft.com/office/word/2018/wordml/cex" xmlns:w16cid="http://schemas.microsoft.com/office/word/2016/wordml/cid" xmlns:w16="http://schemas.microsoft.com/office/word/2018/wordml" xmlns:w16du="http://schemas.microsoft.com/office/word/2023/wordml/word16du" xmlns:w16sdtdh="http://schemas.microsoft.com/office/word/2020/wordml/sdtdatahash" xmlns:w16sdtfl="http://schemas.microsoft.com/office/word/2024/wordml/sdtformatlock" xmlns:w16se="http://schemas.microsoft.com/office/word/2015/wordml/symex" xmlns:wpg="http://schemas.microsoft.com/office/word/2010/wordprocessingGroup" xmlns:wpi="http://schemas.microsoft.com/office/word/2010/wordprocessingInk" xmlns:wne="http://schemas.microsoft.com/office/word/2006/wordml" xmlns:wps="http://schemas.microsoft.com/office/word/2010/wordprocessingShape" mc:Ignorable="w14 w15 w16se w16cid w16 w16cex w16sdtdh w16sdtfl w16du wp14">
   <w:footnote w:type="separator" w:id="-1">
     <w:p>
       <w:r>
@@ -659,7 +580,7 @@
 </file>
 
 <file path=word/styles.xml><?xml version="1.0" encoding="utf-8"?>
-<w:styles xmlns:r="http://schemas.openxmlformats.org/officeDocument/2006/relationships" xmlns:w="http://schemas.openxmlformats.org/wordprocessingml/2006/main">
+<w:styles xmlns:mc="http://schemas.openxmlformats.org/markup-compatibility/2006" xmlns:r="http://schemas.openxmlformats.org/officeDocument/2006/relationships" xmlns:w="http://schemas.openxmlformats.org/wordprocessingml/2006/main" xmlns:w14="http://schemas.microsoft.com/office/word/2010/wordml" xmlns:w15="http://schemas.microsoft.com/office/word/2012/wordml" xmlns:w16cex="http://schemas.microsoft.com/office/word/2018/wordml/cex" xmlns:w16cid="http://schemas.microsoft.com/office/word/2016/wordml/cid" xmlns:w16="http://schemas.microsoft.com/office/word/2018/wordml" xmlns:w16du="http://schemas.microsoft.com/office/word/2023/wordml/word16du" xmlns:w16sdtdh="http://schemas.microsoft.com/office/word/2020/wordml/sdtdatahash" xmlns:w16sdtfl="http://schemas.microsoft.com/office/word/2024/wordml/sdtformatlock" xmlns:w16se="http://schemas.microsoft.com/office/word/2015/wordml/symex" mc:Ignorable="w14 w15 w16se w16cid w16 w16cex w16sdtdh w16sdtfl w16du">
   <w:docDefaults>
     <w:rPrDefault>
       <w:rPr>
@@ -669,144 +590,383 @@
     </w:rPrDefault>
     <w:pPrDefault/>
   </w:docDefaults>
-  <w:latentStyles w:defLockedState="0" w:defUIPriority="99" w:defSemiHidden="1" w:defUnhideWhenUsed="1" w:defQFormat="0" w:count="267">
-    <w:lsdException w:name="Normal" w:semiHidden="0" w:uiPriority="0" w:unhideWhenUsed="0" w:qFormat="1"/>
-    <w:lsdException w:name="heading 1" w:semiHidden="0" w:uiPriority="9" w:unhideWhenUsed="0" w:qFormat="1"/>
-    <w:lsdException w:name="heading 2" w:uiPriority="9" w:qFormat="1"/>
-    <w:lsdException w:name="heading 3" w:uiPriority="9" w:qFormat="1"/>
-    <w:lsdException w:name="heading 4" w:uiPriority="9" w:qFormat="1"/>
-    <w:lsdException w:name="heading 5" w:uiPriority="9" w:qFormat="1"/>
-    <w:lsdException w:name="heading 6" w:uiPriority="9" w:qFormat="1"/>
-    <w:lsdException w:name="heading 7" w:uiPriority="9" w:qFormat="1"/>
-    <w:lsdException w:name="heading 8" w:uiPriority="9" w:qFormat="1"/>
-    <w:lsdException w:name="heading 9" w:uiPriority="9" w:qFormat="1"/>
-    <w:lsdException w:name="toc 1" w:uiPriority="39"/>
-    <w:lsdException w:name="toc 2" w:uiPriority="39"/>
-    <w:lsdException w:name="toc 3" w:uiPriority="39"/>
-    <w:lsdException w:name="toc 4" w:uiPriority="39"/>
-    <w:lsdException w:name="toc 5" w:uiPriority="39"/>
-    <w:lsdException w:name="toc 6" w:uiPriority="39"/>
-    <w:lsdException w:name="toc 7" w:uiPriority="39"/>
-    <w:lsdException w:name="toc 8" w:uiPriority="39"/>
-    <w:lsdException w:name="toc 9" w:uiPriority="39"/>
-    <w:lsdException w:name="caption" w:uiPriority="35" w:qFormat="1"/>
-    <w:lsdException w:name="Title" w:semiHidden="0" w:uiPriority="10" w:unhideWhenUsed="0" w:qFormat="1"/>
-    <w:lsdException w:name="Default Paragraph Font" w:uiPriority="1"/>
-    <w:lsdException w:name="Subtitle" w:semiHidden="0" w:uiPriority="11" w:unhideWhenUsed="0" w:qFormat="1"/>
-    <w:lsdException w:name="Strong" w:semiHidden="0" w:uiPriority="22" w:unhideWhenUsed="0" w:qFormat="1"/>
-    <w:lsdException w:name="Emphasis" w:semiHidden="0" w:uiPriority="20" w:unhideWhenUsed="0" w:qFormat="1"/>
-    <w:lsdException w:name="Table Grid" w:semiHidden="0" w:uiPriority="59" w:unhideWhenUsed="0"/>
-    <w:lsdException w:name="Placeholder Text" w:unhideWhenUsed="0"/>
-    <w:lsdException w:name="No Spacing" w:semiHidden="0" w:uiPriority="1" w:unhideWhenUsed="0" w:qFormat="1"/>
-    <w:lsdException w:name="Light Shading" w:semiHidden="0" w:uiPriority="60" w:unhideWhenUsed="0"/>
-    <w:lsdException w:name="Light List" w:semiHidden="0" w:uiPriority="61" w:unhideWhenUsed="0"/>
-    <w:lsdException w:name="Light Grid" w:semiHidden="0" w:uiPriority="62" w:unhideWhenUsed="0"/>
-    <w:lsdException w:name="Medium Shading 1" w:semiHidden="0" w:uiPriority="63" w:unhideWhenUsed="0"/>
-    <w:lsdException w:name="Medium Shading 2" w:semiHidden="0" w:uiPriority="64" w:unhideWhenUsed="0"/>
-    <w:lsdException w:name="Medium List 1" w:semiHidden="0" w:uiPriority="65" w:unhideWhenUsed="0"/>
-    <w:lsdException w:name="Medium List 2" w:semiHidden="0" w:uiPriority="66" w:unhideWhenUsed="0"/>
-    <w:lsdException w:name="Medium Grid 1" w:semiHidden="0" w:uiPriority="67" w:unhideWhenUsed="0"/>
-    <w:lsdException w:name="Medium Grid 2" w:semiHidden="0" w:uiPriority="68" w:unhideWhenUsed="0"/>
-    <w:lsdException w:name="Medium Grid 3" w:semiHidden="0" w:uiPriority="69" w:unhideWhenUsed="0"/>
-    <w:lsdException w:name="Dark List" w:semiHidden="0" w:uiPriority="70" w:unhideWhenUsed="0"/>
-    <w:lsdException w:name="Colorful Shading" w:semiHidden="0" w:uiPriority="71" w:unhideWhenUsed="0"/>
-    <w:lsdException w:name="Colorful List" w:semiHidden="0" w:uiPriority="72" w:unhideWhenUsed="0"/>
-    <w:lsdException w:name="Colorful Grid" w:semiHidden="0" w:uiPriority="73" w:unhideWhenUsed="0"/>
-    <w:lsdException w:name="Light Shading Accent 1" w:semiHidden="0" w:uiPriority="60" w:unhideWhenUsed="0"/>
-    <w:lsdException w:name="Light List Accent 1" w:semiHidden="0" w:uiPriority="61" w:unhideWhenUsed="0"/>
-    <w:lsdException w:name="Light Grid Accent 1" w:semiHidden="0" w:uiPriority="62" w:unhideWhenUsed="0"/>
-    <w:lsdException w:name="Medium Shading 1 Accent 1" w:semiHidden="0" w:uiPriority="63" w:unhideWhenUsed="0"/>
-    <w:lsdException w:name="Medium Shading 2 Accent 1" w:semiHidden="0" w:uiPriority="64" w:unhideWhenUsed="0"/>
-    <w:lsdException w:name="Medium List 1 Accent 1" w:semiHidden="0" w:uiPriority="65" w:unhideWhenUsed="0"/>
-    <w:lsdException w:name="Revision" w:unhideWhenUsed="0"/>
-    <w:lsdException w:name="List Paragraph" w:semiHidden="0" w:uiPriority="34" w:unhideWhenUsed="0" w:qFormat="1"/>
-    <w:lsdException w:name="Quote" w:semiHidden="0" w:uiPriority="29" w:unhideWhenUsed="0" w:qFormat="1"/>
-    <w:lsdException w:name="Intense Quote" w:semiHidden="0" w:uiPriority="30" w:unhideWhenUsed="0" w:qFormat="1"/>
-    <w:lsdException w:name="Medium List 2 Accent 1" w:semiHidden="0" w:uiPriority="66" w:unhideWhenUsed="0"/>
-    <w:lsdException w:name="Medium Grid 1 Accent 1" w:semiHidden="0" w:uiPriority="67" w:unhideWhenUsed="0"/>
-    <w:lsdException w:name="Medium Grid 2 Accent 1" w:semiHidden="0" w:uiPriority="68" w:unhideWhenUsed="0"/>
-    <w:lsdException w:name="Medium Grid 3 Accent 1" w:semiHidden="0" w:uiPriority="69" w:unhideWhenUsed="0"/>
-    <w:lsdException w:name="Dark List Accent 1" w:semiHidden="0" w:uiPriority="70" w:unhideWhenUsed="0"/>
-    <w:lsdException w:name="Colorful Shading Accent 1" w:semiHidden="0" w:uiPriority="71" w:unhideWhenUsed="0"/>
-    <w:lsdException w:name="Colorful List Accent 1" w:semiHidden="0" w:uiPriority="72" w:unhideWhenUsed="0"/>
-    <w:lsdException w:name="Colorful Grid Accent 1" w:semiHidden="0" w:uiPriority="73" w:unhideWhenUsed="0"/>
-    <w:lsdException w:name="Light Shading Accent 2" w:semiHidden="0" w:uiPriority="60" w:unhideWhenUsed="0"/>
-    <w:lsdException w:name="Light List Accent 2" w:semiHidden="0" w:uiPriority="61" w:unhideWhenUsed="0"/>
-    <w:lsdException w:name="Light Grid Accent 2" w:semiHidden="0" w:uiPriority="62" w:unhideWhenUsed="0"/>
-    <w:lsdException w:name="Medium Shading 1 Accent 2" w:semiHidden="0" w:uiPriority="63" w:unhideWhenUsed="0"/>
-    <w:lsdException w:name="Medium Shading 2 Accent 2" w:semiHidden="0" w:uiPriority="64" w:unhideWhenUsed="0"/>
-    <w:lsdException w:name="Medium List 1 Accent 2" w:semiHidden="0" w:uiPriority="65" w:unhideWhenUsed="0"/>
-    <w:lsdException w:name="Medium List 2 Accent 2" w:semiHidden="0" w:uiPriority="66" w:unhideWhenUsed="0"/>
-    <w:lsdException w:name="Medium Grid 1 Accent 2" w:semiHidden="0" w:uiPriority="67" w:unhideWhenUsed="0"/>
-    <w:lsdException w:name="Medium Grid 2 Accent 2" w:semiHidden="0" w:uiPriority="68" w:unhideWhenUsed="0"/>
-    <w:lsdException w:name="Medium Grid 3 Accent 2" w:semiHidden="0" w:uiPriority="69" w:unhideWhenUsed="0"/>
-    <w:lsdException w:name="Dark List Accent 2" w:semiHidden="0" w:uiPriority="70" w:unhideWhenUsed="0"/>
-    <w:lsdException w:name="Colorful Shading Accent 2" w:semiHidden="0" w:uiPriority="71" w:unhideWhenUsed="0"/>
-    <w:lsdException w:name="Colorful List Accent 2" w:semiHidden="0" w:uiPriority="72" w:unhideWhenUsed="0"/>
-    <w:lsdException w:name="Colorful Grid Accent 2" w:semiHidden="0" w:uiPriority="73" w:unhideWhenUsed="0"/>
-    <w:lsdException w:name="Light Shading Accent 3" w:semiHidden="0" w:uiPriority="60" w:unhideWhenUsed="0"/>
-    <w:lsdException w:name="Light List Accent 3" w:semiHidden="0" w:uiPriority="61" w:unhideWhenUsed="0"/>
-    <w:lsdException w:name="Light Grid Accent 3" w:semiHidden="0" w:uiPriority="62" w:unhideWhenUsed="0"/>
-    <w:lsdException w:name="Medium Shading 1 Accent 3" w:semiHidden="0" w:uiPriority="63" w:unhideWhenUsed="0"/>
-    <w:lsdException w:name="Medium Shading 2 Accent 3" w:semiHidden="0" w:uiPriority="64" w:unhideWhenUsed="0"/>
-    <w:lsdException w:name="Medium List 1 Accent 3" w:semiHidden="0" w:uiPriority="65" w:unhideWhenUsed="0"/>
-    <w:lsdException w:name="Medium List 2 Accent 3" w:semiHidden="0" w:uiPriority="66" w:unhideWhenUsed="0"/>
-    <w:lsdException w:name="Medium Grid 1 Accent 3" w:semiHidden="0" w:uiPriority="67" w:unhideWhenUsed="0"/>
-    <w:lsdException w:name="Medium Grid 2 Accent 3" w:semiHidden="0" w:uiPriority="68" w:unhideWhenUsed="0"/>
-    <w:lsdException w:name="Medium Grid 3 Accent 3" w:semiHidden="0" w:uiPriority="69" w:unhideWhenUsed="0"/>
-    <w:lsdException w:name="Dark List Accent 3" w:semiHidden="0" w:uiPriority="70" w:unhideWhenUsed="0"/>
-    <w:lsdException w:name="Colorful Shading Accent 3" w:semiHidden="0" w:uiPriority="71" w:unhideWhenUsed="0"/>
-    <w:lsdException w:name="Colorful List Accent 3" w:semiHidden="0" w:uiPriority="72" w:unhideWhenUsed="0"/>
-    <w:lsdException w:name="Colorful Grid Accent 3" w:semiHidden="0" w:uiPriority="73" w:unhideWhenUsed="0"/>
-    <w:lsdException w:name="Light Shading Accent 4" w:semiHidden="0" w:uiPriority="60" w:unhideWhenUsed="0"/>
-    <w:lsdException w:name="Light List Accent 4" w:semiHidden="0" w:uiPriority="61" w:unhideWhenUsed="0"/>
-    <w:lsdException w:name="Light Grid Accent 4" w:semiHidden="0" w:uiPriority="62" w:unhideWhenUsed="0"/>
-    <w:lsdException w:name="Medium Shading 1 Accent 4" w:semiHidden="0" w:uiPriority="63" w:unhideWhenUsed="0"/>
-    <w:lsdException w:name="Medium Shading 2 Accent 4" w:semiHidden="0" w:uiPriority="64" w:unhideWhenUsed="0"/>
-    <w:lsdException w:name="Medium List 1 Accent 4" w:semiHidden="0" w:uiPriority="65" w:unhideWhenUsed="0"/>
-    <w:lsdException w:name="Medium List 2 Accent 4" w:semiHidden="0" w:uiPriority="66" w:unhideWhenUsed="0"/>
-    <w:lsdException w:name="Medium Grid 1 Accent 4" w:semiHidden="0" w:uiPriority="67" w:unhideWhenUsed="0"/>
-    <w:lsdException w:name="Medium Grid 2 Accent 4" w:semiHidden="0" w:uiPriority="68" w:unhideWhenUsed="0"/>
-    <w:lsdException w:name="Medium Grid 3 Accent 4" w:semiHidden="0" w:uiPriority="69" w:unhideWhenUsed="0"/>
-    <w:lsdException w:name="Dark List Accent 4" w:semiHidden="0" w:uiPriority="70" w:unhideWhenUsed="0"/>
-    <w:lsdException w:name="Colorful Shading Accent 4" w:semiHidden="0" w:uiPriority="71" w:unhideWhenUsed="0"/>
-    <w:lsdException w:name="Colorful List Accent 4" w:semiHidden="0" w:uiPriority="72" w:unhideWhenUsed="0"/>
-    <w:lsdException w:name="Colorful Grid Accent 4" w:semiHidden="0" w:uiPriority="73" w:unhideWhenUsed="0"/>
-    <w:lsdException w:name="Light Shading Accent 5" w:semiHidden="0" w:uiPriority="60" w:unhideWhenUsed="0"/>
-    <w:lsdException w:name="Light List Accent 5" w:semiHidden="0" w:uiPriority="61" w:unhideWhenUsed="0"/>
-    <w:lsdException w:name="Light Grid Accent 5" w:semiHidden="0" w:uiPriority="62" w:unhideWhenUsed="0"/>
-    <w:lsdException w:name="Medium Shading 1 Accent 5" w:semiHidden="0" w:uiPriority="63" w:unhideWhenUsed="0"/>
-    <w:lsdException w:name="Medium Shading 2 Accent 5" w:semiHidden="0" w:uiPriority="64" w:unhideWhenUsed="0"/>
-    <w:lsdException w:name="Medium List 1 Accent 5" w:semiHidden="0" w:uiPriority="65" w:unhideWhenUsed="0"/>
-    <w:lsdException w:name="Medium List 2 Accent 5" w:semiHidden="0" w:uiPriority="66" w:unhideWhenUsed="0"/>
-    <w:lsdException w:name="Medium Grid 1 Accent 5" w:semiHidden="0" w:uiPriority="67" w:unhideWhenUsed="0"/>
-    <w:lsdException w:name="Medium Grid 2 Accent 5" w:semiHidden="0" w:uiPriority="68" w:unhideWhenUsed="0"/>
-    <w:lsdException w:name="Medium Grid 3 Accent 5" w:semiHidden="0" w:uiPriority="69" w:unhideWhenUsed="0"/>
-    <w:lsdException w:name="Dark List Accent 5" w:semiHidden="0" w:uiPriority="70" w:unhideWhenUsed="0"/>
-    <w:lsdException w:name="Colorful Shading Accent 5" w:semiHidden="0" w:uiPriority="71" w:unhideWhenUsed="0"/>
-    <w:lsdException w:name="Colorful List Accent 5" w:semiHidden="0" w:uiPriority="72" w:unhideWhenUsed="0"/>
-    <w:lsdException w:name="Colorful Grid Accent 5" w:semiHidden="0" w:uiPriority="73" w:unhideWhenUsed="0"/>
-    <w:lsdException w:name="Light Shading Accent 6" w:semiHidden="0" w:uiPriority="60" w:unhideWhenUsed="0"/>
-    <w:lsdException w:name="Light List Accent 6" w:semiHidden="0" w:uiPriority="61" w:unhideWhenUsed="0"/>
-    <w:lsdException w:name="Light Grid Accent 6" w:semiHidden="0" w:uiPriority="62" w:unhideWhenUsed="0"/>
-    <w:lsdException w:name="Medium Shading 1 Accent 6" w:semiHidden="0" w:uiPriority="63" w:unhideWhenUsed="0"/>
-    <w:lsdException w:name="Medium Shading 2 Accent 6" w:semiHidden="0" w:uiPriority="64" w:unhideWhenUsed="0"/>
-    <w:lsdException w:name="Medium List 1 Accent 6" w:semiHidden="0" w:uiPriority="65" w:unhideWhenUsed="0"/>
-    <w:lsdException w:name="Medium List 2 Accent 6" w:semiHidden="0" w:uiPriority="66" w:unhideWhenUsed="0"/>
-    <w:lsdException w:name="Medium Grid 1 Accent 6" w:semiHidden="0" w:uiPriority="67" w:unhideWhenUsed="0"/>
-    <w:lsdException w:name="Medium Grid 2 Accent 6" w:semiHidden="0" w:uiPriority="68" w:unhideWhenUsed="0"/>
-    <w:lsdException w:name="Medium Grid 3 Accent 6" w:semiHidden="0" w:uiPriority="69" w:unhideWhenUsed="0"/>
-    <w:lsdException w:name="Dark List Accent 6" w:semiHidden="0" w:uiPriority="70" w:unhideWhenUsed="0"/>
-    <w:lsdException w:name="Colorful Shading Accent 6" w:semiHidden="0" w:uiPriority="71" w:unhideWhenUsed="0"/>
-    <w:lsdException w:name="Colorful List Accent 6" w:semiHidden="0" w:uiPriority="72" w:unhideWhenUsed="0"/>
-    <w:lsdException w:name="Colorful Grid Accent 6" w:semiHidden="0" w:uiPriority="73" w:unhideWhenUsed="0"/>
-    <w:lsdException w:name="Subtle Emphasis" w:semiHidden="0" w:uiPriority="19" w:unhideWhenUsed="0" w:qFormat="1"/>
-    <w:lsdException w:name="Intense Emphasis" w:semiHidden="0" w:uiPriority="21" w:unhideWhenUsed="0" w:qFormat="1"/>
-    <w:lsdException w:name="Subtle Reference" w:semiHidden="0" w:uiPriority="31" w:unhideWhenUsed="0" w:qFormat="1"/>
-    <w:lsdException w:name="Intense Reference" w:semiHidden="0" w:uiPriority="32" w:unhideWhenUsed="0" w:qFormat="1"/>
-    <w:lsdException w:name="Book Title" w:semiHidden="0" w:uiPriority="33" w:unhideWhenUsed="0" w:qFormat="1"/>
-    <w:lsdException w:name="Bibliography" w:uiPriority="37"/>
-    <w:lsdException w:name="TOC Heading" w:uiPriority="39" w:qFormat="1"/>
+  <w:latentStyles w:defLockedState="0" w:defUIPriority="99" w:defSemiHidden="0" w:defUnhideWhenUsed="0" w:defQFormat="0" w:count="376">
+    <w:lsdException w:name="Normal" w:uiPriority="0" w:qFormat="1"/>
+    <w:lsdException w:name="heading 1" w:uiPriority="9" w:qFormat="1"/>
+    <w:lsdException w:name="heading 2" w:semiHidden="1" w:uiPriority="9" w:unhideWhenUsed="1" w:qFormat="1"/>
+    <w:lsdException w:name="heading 3" w:semiHidden="1" w:uiPriority="9" w:unhideWhenUsed="1" w:qFormat="1"/>
+    <w:lsdException w:name="heading 4" w:semiHidden="1" w:uiPriority="9" w:unhideWhenUsed="1" w:qFormat="1"/>
+    <w:lsdException w:name="heading 5" w:semiHidden="1" w:uiPriority="9" w:unhideWhenUsed="1" w:qFormat="1"/>
+    <w:lsdException w:name="heading 6" w:semiHidden="1" w:uiPriority="9" w:unhideWhenUsed="1" w:qFormat="1"/>
+    <w:lsdException w:name="heading 7" w:semiHidden="1" w:uiPriority="9" w:unhideWhenUsed="1" w:qFormat="1"/>
+    <w:lsdException w:name="heading 8" w:semiHidden="1" w:uiPriority="9" w:unhideWhenUsed="1" w:qFormat="1"/>
+    <w:lsdException w:name="heading 9" w:semiHidden="1" w:uiPriority="9" w:unhideWhenUsed="1" w:qFormat="1"/>
+    <w:lsdException w:name="index 1" w:semiHidden="1" w:unhideWhenUsed="1"/>
+    <w:lsdException w:name="index 2" w:semiHidden="1" w:unhideWhenUsed="1"/>
+    <w:lsdException w:name="index 3" w:semiHidden="1" w:unhideWhenUsed="1"/>
+    <w:lsdException w:name="index 4" w:semiHidden="1" w:unhideWhenUsed="1"/>
+    <w:lsdException w:name="index 5" w:semiHidden="1" w:unhideWhenUsed="1"/>
+    <w:lsdException w:name="index 6" w:semiHidden="1" w:unhideWhenUsed="1"/>
+    <w:lsdException w:name="index 7" w:semiHidden="1" w:unhideWhenUsed="1"/>
+    <w:lsdException w:name="index 8" w:semiHidden="1" w:unhideWhenUsed="1"/>
+    <w:lsdException w:name="index 9" w:semiHidden="1" w:unhideWhenUsed="1"/>
+    <w:lsdException w:name="toc 1" w:semiHidden="1" w:uiPriority="39" w:unhideWhenUsed="1"/>
+    <w:lsdException w:name="toc 2" w:semiHidden="1" w:uiPriority="39" w:unhideWhenUsed="1"/>
+    <w:lsdException w:name="toc 3" w:semiHidden="1" w:uiPriority="39" w:unhideWhenUsed="1"/>
+    <w:lsdException w:name="toc 4" w:semiHidden="1" w:uiPriority="39" w:unhideWhenUsed="1"/>
+    <w:lsdException w:name="toc 5" w:semiHidden="1" w:uiPriority="39" w:unhideWhenUsed="1"/>
+    <w:lsdException w:name="toc 6" w:semiHidden="1" w:uiPriority="39" w:unhideWhenUsed="1"/>
+    <w:lsdException w:name="toc 7" w:semiHidden="1" w:uiPriority="39" w:unhideWhenUsed="1"/>
+    <w:lsdException w:name="toc 8" w:semiHidden="1" w:uiPriority="39" w:unhideWhenUsed="1"/>
+    <w:lsdException w:name="toc 9" w:semiHidden="1" w:uiPriority="39" w:unhideWhenUsed="1"/>
+    <w:lsdException w:name="Normal Indent" w:semiHidden="1" w:unhideWhenUsed="1"/>
+    <w:lsdException w:name="footnote text" w:semiHidden="1" w:unhideWhenUsed="1"/>
+    <w:lsdException w:name="annotation text" w:semiHidden="1" w:unhideWhenUsed="1"/>
+    <w:lsdException w:name="header" w:semiHidden="1" w:unhideWhenUsed="1"/>
+    <w:lsdException w:name="footer" w:semiHidden="1" w:unhideWhenUsed="1"/>
+    <w:lsdException w:name="index heading" w:semiHidden="1" w:unhideWhenUsed="1"/>
+    <w:lsdException w:name="caption" w:semiHidden="1" w:uiPriority="35" w:unhideWhenUsed="1" w:qFormat="1"/>
+    <w:lsdException w:name="table of figures" w:semiHidden="1" w:unhideWhenUsed="1"/>
+    <w:lsdException w:name="envelope address" w:semiHidden="1" w:unhideWhenUsed="1"/>
+    <w:lsdException w:name="envelope return" w:semiHidden="1" w:unhideWhenUsed="1"/>
+    <w:lsdException w:name="footnote reference" w:semiHidden="1" w:unhideWhenUsed="1"/>
+    <w:lsdException w:name="annotation reference" w:semiHidden="1" w:unhideWhenUsed="1"/>
+    <w:lsdException w:name="line number" w:semiHidden="1" w:unhideWhenUsed="1"/>
+    <w:lsdException w:name="page number" w:semiHidden="1" w:unhideWhenUsed="1"/>
+    <w:lsdException w:name="endnote reference" w:semiHidden="1" w:unhideWhenUsed="1"/>
+    <w:lsdException w:name="endnote text" w:semiHidden="1" w:unhideWhenUsed="1"/>
+    <w:lsdException w:name="table of authorities" w:semiHidden="1" w:unhideWhenUsed="1"/>
+    <w:lsdException w:name="macro" w:semiHidden="1" w:unhideWhenUsed="1"/>
+    <w:lsdException w:name="toa heading" w:semiHidden="1" w:unhideWhenUsed="1"/>
+    <w:lsdException w:name="List" w:semiHidden="1" w:unhideWhenUsed="1"/>
+    <w:lsdException w:name="List Bullet" w:semiHidden="1" w:unhideWhenUsed="1"/>
+    <w:lsdException w:name="List Number" w:semiHidden="1" w:unhideWhenUsed="1"/>
+    <w:lsdException w:name="List 2" w:semiHidden="1" w:unhideWhenUsed="1"/>
+    <w:lsdException w:name="List 3" w:semiHidden="1" w:unhideWhenUsed="1"/>
+    <w:lsdException w:name="List 4" w:semiHidden="1" w:unhideWhenUsed="1"/>
+    <w:lsdException w:name="List 5" w:semiHidden="1" w:unhideWhenUsed="1"/>
+    <w:lsdException w:name="List Bullet 2" w:semiHidden="1" w:unhideWhenUsed="1"/>
+    <w:lsdException w:name="List Bullet 3" w:semiHidden="1" w:unhideWhenUsed="1"/>
+    <w:lsdException w:name="List Bullet 4" w:semiHidden="1" w:unhideWhenUsed="1"/>
+    <w:lsdException w:name="List Bullet 5" w:semiHidden="1" w:unhideWhenUsed="1"/>
+    <w:lsdException w:name="List Number 2" w:semiHidden="1" w:unhideWhenUsed="1"/>
+    <w:lsdException w:name="List Number 3" w:semiHidden="1" w:unhideWhenUsed="1"/>
+    <w:lsdException w:name="List Number 4" w:semiHidden="1" w:unhideWhenUsed="1"/>
+    <w:lsdException w:name="List Number 5" w:semiHidden="1" w:unhideWhenUsed="1"/>
+    <w:lsdException w:name="Title" w:uiPriority="10" w:qFormat="1"/>
+    <w:lsdException w:name="Closing" w:semiHidden="1" w:unhideWhenUsed="1"/>
+    <w:lsdException w:name="Signature" w:semiHidden="1" w:unhideWhenUsed="1"/>
+    <w:lsdException w:name="Default Paragraph Font" w:semiHidden="1" w:uiPriority="1" w:unhideWhenUsed="1"/>
+    <w:lsdException w:name="Body Text" w:semiHidden="1" w:unhideWhenUsed="1"/>
+    <w:lsdException w:name="Body Text Indent" w:semiHidden="1" w:unhideWhenUsed="1"/>
+    <w:lsdException w:name="List Continue" w:semiHidden="1" w:unhideWhenUsed="1"/>
+    <w:lsdException w:name="List Continue 2" w:semiHidden="1" w:unhideWhenUsed="1"/>
+    <w:lsdException w:name="List Continue 3" w:semiHidden="1" w:unhideWhenUsed="1"/>
+    <w:lsdException w:name="List Continue 4" w:semiHidden="1" w:unhideWhenUsed="1"/>
+    <w:lsdException w:name="List Continue 5" w:semiHidden="1" w:unhideWhenUsed="1"/>
+    <w:lsdException w:name="Message Header" w:semiHidden="1" w:unhideWhenUsed="1"/>
+    <w:lsdException w:name="Subtitle" w:uiPriority="11" w:qFormat="1"/>
+    <w:lsdException w:name="Salutation" w:semiHidden="1" w:unhideWhenUsed="1"/>
+    <w:lsdException w:name="Date" w:semiHidden="1" w:unhideWhenUsed="1"/>
+    <w:lsdException w:name="Body Text First Indent" w:semiHidden="1" w:unhideWhenUsed="1"/>
+    <w:lsdException w:name="Body Text First Indent 2" w:semiHidden="1" w:unhideWhenUsed="1"/>
+    <w:lsdException w:name="Note Heading" w:semiHidden="1" w:unhideWhenUsed="1"/>
+    <w:lsdException w:name="Body Text 2" w:semiHidden="1" w:unhideWhenUsed="1"/>
+    <w:lsdException w:name="Body Text 3" w:semiHidden="1" w:unhideWhenUsed="1"/>
+    <w:lsdException w:name="Body Text Indent 2" w:semiHidden="1" w:unhideWhenUsed="1"/>
+    <w:lsdException w:name="Body Text Indent 3" w:semiHidden="1" w:unhideWhenUsed="1"/>
+    <w:lsdException w:name="Block Text" w:semiHidden="1" w:unhideWhenUsed="1"/>
+    <w:lsdException w:name="Hyperlink" w:semiHidden="1" w:unhideWhenUsed="1"/>
+    <w:lsdException w:name="FollowedHyperlink" w:semiHidden="1" w:unhideWhenUsed="1"/>
+    <w:lsdException w:name="Strong" w:uiPriority="22" w:qFormat="1"/>
+    <w:lsdException w:name="Emphasis" w:uiPriority="20" w:qFormat="1"/>
+    <w:lsdException w:name="Document Map" w:semiHidden="1" w:unhideWhenUsed="1"/>
+    <w:lsdException w:name="Plain Text" w:semiHidden="1" w:unhideWhenUsed="1"/>
+    <w:lsdException w:name="E-mail Signature" w:semiHidden="1" w:unhideWhenUsed="1"/>
+    <w:lsdException w:name="HTML Top of Form" w:semiHidden="1" w:unhideWhenUsed="1"/>
+    <w:lsdException w:name="HTML Bottom of Form" w:semiHidden="1" w:unhideWhenUsed="1"/>
+    <w:lsdException w:name="Normal (Web)" w:semiHidden="1" w:unhideWhenUsed="1"/>
+    <w:lsdException w:name="HTML Acronym" w:semiHidden="1" w:unhideWhenUsed="1"/>
+    <w:lsdException w:name="HTML Address" w:semiHidden="1" w:unhideWhenUsed="1"/>
+    <w:lsdException w:name="HTML Cite" w:semiHidden="1" w:unhideWhenUsed="1"/>
+    <w:lsdException w:name="HTML Code" w:semiHidden="1" w:unhideWhenUsed="1"/>
+    <w:lsdException w:name="HTML Definition" w:semiHidden="1" w:unhideWhenUsed="1"/>
+    <w:lsdException w:name="HTML Keyboard" w:semiHidden="1" w:unhideWhenUsed="1"/>
+    <w:lsdException w:name="HTML Preformatted" w:semiHidden="1" w:unhideWhenUsed="1"/>
+    <w:lsdException w:name="HTML Sample" w:semiHidden="1" w:unhideWhenUsed="1"/>
+    <w:lsdException w:name="HTML Typewriter" w:semiHidden="1" w:unhideWhenUsed="1"/>
+    <w:lsdException w:name="HTML Variable" w:semiHidden="1" w:unhideWhenUsed="1"/>
+    <w:lsdException w:name="Normal Table" w:semiHidden="1" w:unhideWhenUsed="1"/>
+    <w:lsdException w:name="annotation subject" w:semiHidden="1" w:unhideWhenUsed="1"/>
+    <w:lsdException w:name="No List" w:semiHidden="1" w:unhideWhenUsed="1"/>
+    <w:lsdException w:name="Outline List 1" w:semiHidden="1" w:unhideWhenUsed="1"/>
+    <w:lsdException w:name="Outline List 2" w:semiHidden="1" w:unhideWhenUsed="1"/>
+    <w:lsdException w:name="Outline List 3" w:semiHidden="1" w:unhideWhenUsed="1"/>
+    <w:lsdException w:name="Table Simple 1" w:semiHidden="1" w:unhideWhenUsed="1"/>
+    <w:lsdException w:name="Table Simple 2" w:semiHidden="1" w:unhideWhenUsed="1"/>
+    <w:lsdException w:name="Table Simple 3" w:semiHidden="1" w:unhideWhenUsed="1"/>
+    <w:lsdException w:name="Table Classic 1" w:semiHidden="1" w:unhideWhenUsed="1"/>
+    <w:lsdException w:name="Table Classic 2" w:semiHidden="1" w:unhideWhenUsed="1"/>
+    <w:lsdException w:name="Table Classic 3" w:semiHidden="1" w:unhideWhenUsed="1"/>
+    <w:lsdException w:name="Table Classic 4" w:semiHidden="1" w:unhideWhenUsed="1"/>
+    <w:lsdException w:name="Table Colorful 1" w:semiHidden="1" w:unhideWhenUsed="1"/>
+    <w:lsdException w:name="Table Colorful 2" w:semiHidden="1" w:unhideWhenUsed="1"/>
+    <w:lsdException w:name="Table Colorful 3" w:semiHidden="1" w:unhideWhenUsed="1"/>
+    <w:lsdException w:name="Table Columns 1" w:semiHidden="1" w:unhideWhenUsed="1"/>
+    <w:lsdException w:name="Table Columns 2" w:semiHidden="1" w:unhideWhenUsed="1"/>
+    <w:lsdException w:name="Table Columns 3" w:semiHidden="1" w:unhideWhenUsed="1"/>
+    <w:lsdException w:name="Table Columns 4" w:semiHidden="1" w:unhideWhenUsed="1"/>
+    <w:lsdException w:name="Table Columns 5" w:semiHidden="1" w:unhideWhenUsed="1"/>
+    <w:lsdException w:name="Table Grid 1" w:semiHidden="1" w:unhideWhenUsed="1"/>
+    <w:lsdException w:name="Table Grid 2" w:semiHidden="1" w:unhideWhenUsed="1"/>
+    <w:lsdException w:name="Table Grid 3" w:semiHidden="1" w:unhideWhenUsed="1"/>
+    <w:lsdException w:name="Table Grid 4" w:semiHidden="1" w:unhideWhenUsed="1"/>
+    <w:lsdException w:name="Table Grid 5" w:semiHidden="1" w:unhideWhenUsed="1"/>
+    <w:lsdException w:name="Table Grid 6" w:semiHidden="1" w:unhideWhenUsed="1"/>
+    <w:lsdException w:name="Table Grid 7" w:semiHidden="1" w:unhideWhenUsed="1"/>
+    <w:lsdException w:name="Table Grid 8" w:semiHidden="1" w:unhideWhenUsed="1"/>
+    <w:lsdException w:name="Table List 1" w:semiHidden="1" w:unhideWhenUsed="1"/>
+    <w:lsdException w:name="Table List 2" w:semiHidden="1" w:unhideWhenUsed="1"/>
+    <w:lsdException w:name="Table List 3" w:semiHidden="1" w:unhideWhenUsed="1"/>
+    <w:lsdException w:name="Table List 4" w:semiHidden="1" w:unhideWhenUsed="1"/>
+    <w:lsdException w:name="Table List 5" w:semiHidden="1" w:unhideWhenUsed="1"/>
+    <w:lsdException w:name="Table List 6" w:semiHidden="1" w:unhideWhenUsed="1"/>
+    <w:lsdException w:name="Table List 7" w:semiHidden="1" w:unhideWhenUsed="1"/>
+    <w:lsdException w:name="Table List 8" w:semiHidden="1" w:unhideWhenUsed="1"/>
+    <w:lsdException w:name="Table 3D effects 1" w:semiHidden="1" w:unhideWhenUsed="1"/>
+    <w:lsdException w:name="Table 3D effects 2" w:semiHidden="1" w:unhideWhenUsed="1"/>
+    <w:lsdException w:name="Table 3D effects 3" w:semiHidden="1" w:unhideWhenUsed="1"/>
+    <w:lsdException w:name="Table Contemporary" w:semiHidden="1" w:unhideWhenUsed="1"/>
+    <w:lsdException w:name="Table Elegant" w:semiHidden="1" w:unhideWhenUsed="1"/>
+    <w:lsdException w:name="Table Professional" w:semiHidden="1" w:unhideWhenUsed="1"/>
+    <w:lsdException w:name="Table Subtle 1" w:semiHidden="1" w:unhideWhenUsed="1"/>
+    <w:lsdException w:name="Table Subtle 2" w:semiHidden="1" w:unhideWhenUsed="1"/>
+    <w:lsdException w:name="Table Web 1" w:semiHidden="1" w:unhideWhenUsed="1"/>
+    <w:lsdException w:name="Table Web 2" w:semiHidden="1" w:unhideWhenUsed="1"/>
+    <w:lsdException w:name="Table Web 3" w:semiHidden="1" w:unhideWhenUsed="1"/>
+    <w:lsdException w:name="Balloon Text" w:semiHidden="1" w:unhideWhenUsed="1"/>
+    <w:lsdException w:name="Table Grid" w:uiPriority="59"/>
+    <w:lsdException w:name="Table Theme" w:semiHidden="1" w:unhideWhenUsed="1"/>
+    <w:lsdException w:name="Placeholder Text" w:semiHidden="1"/>
+    <w:lsdException w:name="No Spacing" w:uiPriority="1" w:qFormat="1"/>
+    <w:lsdException w:name="Light Shading" w:uiPriority="60"/>
+    <w:lsdException w:name="Light List" w:uiPriority="61"/>
+    <w:lsdException w:name="Light Grid" w:uiPriority="62"/>
+    <w:lsdException w:name="Medium Shading 1" w:uiPriority="63"/>
+    <w:lsdException w:name="Medium Shading 2" w:uiPriority="64"/>
+    <w:lsdException w:name="Medium List 1" w:uiPriority="65"/>
+    <w:lsdException w:name="Medium List 2" w:uiPriority="66"/>
+    <w:lsdException w:name="Medium Grid 1" w:uiPriority="67"/>
+    <w:lsdException w:name="Medium Grid 2" w:uiPriority="68"/>
+    <w:lsdException w:name="Medium Grid 3" w:uiPriority="69"/>
+    <w:lsdException w:name="Dark List" w:uiPriority="70"/>
+    <w:lsdException w:name="Colorful Shading" w:uiPriority="71"/>
+    <w:lsdException w:name="Colorful List" w:uiPriority="72"/>
+    <w:lsdException w:name="Colorful Grid" w:uiPriority="73"/>
+    <w:lsdException w:name="Light Shading Accent 1" w:uiPriority="60"/>
+    <w:lsdException w:name="Light List Accent 1" w:uiPriority="61"/>
+    <w:lsdException w:name="Light Grid Accent 1" w:uiPriority="62"/>
+    <w:lsdException w:name="Medium Shading 1 Accent 1" w:uiPriority="63"/>
+    <w:lsdException w:name="Medium Shading 2 Accent 1" w:uiPriority="64"/>
+    <w:lsdException w:name="Medium List 1 Accent 1" w:uiPriority="65"/>
+    <w:lsdException w:name="Revision" w:semiHidden="1"/>
+    <w:lsdException w:name="List Paragraph" w:uiPriority="34" w:qFormat="1"/>
+    <w:lsdException w:name="Quote" w:uiPriority="29" w:qFormat="1"/>
+    <w:lsdException w:name="Intense Quote" w:uiPriority="30" w:qFormat="1"/>
+    <w:lsdException w:name="Medium List 2 Accent 1" w:uiPriority="66"/>
+    <w:lsdException w:name="Medium Grid 1 Accent 1" w:uiPriority="67"/>
+    <w:lsdException w:name="Medium Grid 2 Accent 1" w:uiPriority="68"/>
+    <w:lsdException w:name="Medium Grid 3 Accent 1" w:uiPriority="69"/>
+    <w:lsdException w:name="Dark List Accent 1" w:uiPriority="70"/>
+    <w:lsdException w:name="Colorful Shading Accent 1" w:uiPriority="71"/>
+    <w:lsdException w:name="Colorful List Accent 1" w:uiPriority="72"/>
+    <w:lsdException w:name="Colorful Grid Accent 1" w:uiPriority="73"/>
+    <w:lsdException w:name="Light Shading Accent 2" w:uiPriority="60"/>
+    <w:lsdException w:name="Light List Accent 2" w:uiPriority="61"/>
+    <w:lsdException w:name="Light Grid Accent 2" w:uiPriority="62"/>
+    <w:lsdException w:name="Medium Shading 1 Accent 2" w:uiPriority="63"/>
+    <w:lsdException w:name="Medium Shading 2 Accent 2" w:uiPriority="64"/>
+    <w:lsdException w:name="Medium List 1 Accent 2" w:uiPriority="65"/>
+    <w:lsdException w:name="Medium List 2 Accent 2" w:uiPriority="66"/>
+    <w:lsdException w:name="Medium Grid 1 Accent 2" w:uiPriority="67"/>
+    <w:lsdException w:name="Medium Grid 2 Accent 2" w:uiPriority="68"/>
+    <w:lsdException w:name="Medium Grid 3 Accent 2" w:uiPriority="69"/>
+    <w:lsdException w:name="Dark List Accent 2" w:uiPriority="70"/>
+    <w:lsdException w:name="Colorful Shading Accent 2" w:uiPriority="71"/>
+    <w:lsdException w:name="Colorful List Accent 2" w:uiPriority="72"/>
+    <w:lsdException w:name="Colorful Grid Accent 2" w:uiPriority="73"/>
+    <w:lsdException w:name="Light Shading Accent 3" w:uiPriority="60"/>
+    <w:lsdException w:name="Light List Accent 3" w:uiPriority="61"/>
+    <w:lsdException w:name="Light Grid Accent 3" w:uiPriority="62"/>
+    <w:lsdException w:name="Medium Shading 1 Accent 3" w:uiPriority="63"/>
+    <w:lsdException w:name="Medium Shading 2 Accent 3" w:uiPriority="64"/>
+    <w:lsdException w:name="Medium List 1 Accent 3" w:uiPriority="65"/>
+    <w:lsdException w:name="Medium List 2 Accent 3" w:uiPriority="66"/>
+    <w:lsdException w:name="Medium Grid 1 Accent 3" w:uiPriority="67"/>
+    <w:lsdException w:name="Medium Grid 2 Accent 3" w:uiPriority="68"/>
+    <w:lsdException w:name="Medium Grid 3 Accent 3" w:uiPriority="69"/>
+    <w:lsdException w:name="Dark List Accent 3" w:uiPriority="70"/>
+    <w:lsdException w:name="Colorful Shading Accent 3" w:uiPriority="71"/>
+    <w:lsdException w:name="Colorful List Accent 3" w:uiPriority="72"/>
+    <w:lsdException w:name="Colorful Grid Accent 3" w:uiPriority="73"/>
+    <w:lsdException w:name="Light Shading Accent 4" w:uiPriority="60"/>
+    <w:lsdException w:name="Light List Accent 4" w:uiPriority="61"/>
+    <w:lsdException w:name="Light Grid Accent 4" w:uiPriority="62"/>
+    <w:lsdException w:name="Medium Shading 1 Accent 4" w:uiPriority="63"/>
+    <w:lsdException w:name="Medium Shading 2 Accent 4" w:uiPriority="64"/>
+    <w:lsdException w:name="Medium List 1 Accent 4" w:uiPriority="65"/>
+    <w:lsdException w:name="Medium List 2 Accent 4" w:uiPriority="66"/>
+    <w:lsdException w:name="Medium Grid 1 Accent 4" w:uiPriority="67"/>
+    <w:lsdException w:name="Medium Grid 2 Accent 4" w:uiPriority="68"/>
+    <w:lsdException w:name="Medium Grid 3 Accent 4" w:uiPriority="69"/>
+    <w:lsdException w:name="Dark List Accent 4" w:uiPriority="70"/>
+    <w:lsdException w:name="Colorful Shading Accent 4" w:uiPriority="71"/>
+    <w:lsdException w:name="Colorful List Accent 4" w:uiPriority="72"/>
+    <w:lsdException w:name="Colorful Grid Accent 4" w:uiPriority="73"/>
+    <w:lsdException w:name="Light Shading Accent 5" w:uiPriority="60"/>
+    <w:lsdException w:name="Light List Accent 5" w:uiPriority="61"/>
+    <w:lsdException w:name="Light Grid Accent 5" w:uiPriority="62"/>
+    <w:lsdException w:name="Medium Shading 1 Accent 5" w:uiPriority="63"/>
+    <w:lsdException w:name="Medium Shading 2 Accent 5" w:uiPriority="64"/>
+    <w:lsdException w:name="Medium List 1 Accent 5" w:uiPriority="65"/>
+    <w:lsdException w:name="Medium List 2 Accent 5" w:uiPriority="66"/>
+    <w:lsdException w:name="Medium Grid 1 Accent 5" w:uiPriority="67"/>
+    <w:lsdException w:name="Medium Grid 2 Accent 5" w:uiPriority="68"/>
+    <w:lsdException w:name="Medium Grid 3 Accent 5" w:uiPriority="69"/>
+    <w:lsdException w:name="Dark List Accent 5" w:uiPriority="70"/>
+    <w:lsdException w:name="Colorful Shading Accent 5" w:uiPriority="71"/>
+    <w:lsdException w:name="Colorful List Accent 5" w:uiPriority="72"/>
+    <w:lsdException w:name="Colorful Grid Accent 5" w:uiPriority="73"/>
+    <w:lsdException w:name="Light Shading Accent 6" w:uiPriority="60"/>
+    <w:lsdException w:name="Light List Accent 6" w:uiPriority="61"/>
+    <w:lsdException w:name="Light Grid Accent 6" w:uiPriority="62"/>
+    <w:lsdException w:name="Medium Shading 1 Accent 6" w:uiPriority="63"/>
+    <w:lsdException w:name="Medium Shading 2 Accent 6" w:uiPriority="64"/>
+    <w:lsdException w:name="Medium List 1 Accent 6" w:uiPriority="65"/>
+    <w:lsdException w:name="Medium List 2 Accent 6" w:uiPriority="66"/>
+    <w:lsdException w:name="Medium Grid 1 Accent 6" w:uiPriority="67"/>
+    <w:lsdException w:name="Medium Grid 2 Accent 6" w:uiPriority="68"/>
+    <w:lsdException w:name="Medium Grid 3 Accent 6" w:uiPriority="69"/>
+    <w:lsdException w:name="Dark List Accent 6" w:uiPriority="70"/>
+    <w:lsdException w:name="Colorful Shading Accent 6" w:uiPriority="71"/>
+    <w:lsdException w:name="Colorful List Accent 6" w:uiPriority="72"/>
+    <w:lsdException w:name="Colorful Grid Accent 6" w:uiPriority="73"/>
+    <w:lsdException w:name="Subtle Emphasis" w:uiPriority="19" w:qFormat="1"/>
+    <w:lsdException w:name="Intense Emphasis" w:uiPriority="21" w:qFormat="1"/>
+    <w:lsdException w:name="Subtle Reference" w:uiPriority="31" w:qFormat="1"/>
+    <w:lsdException w:name="Intense Reference" w:uiPriority="32" w:qFormat="1"/>
+    <w:lsdException w:name="Book Title" w:uiPriority="33" w:qFormat="1"/>
+    <w:lsdException w:name="Bibliography" w:semiHidden="1" w:uiPriority="37" w:unhideWhenUsed="1"/>
+    <w:lsdException w:name="TOC Heading" w:semiHidden="1" w:uiPriority="39" w:unhideWhenUsed="1" w:qFormat="1"/>
+    <w:lsdException w:name="Plain Table 1" w:uiPriority="41"/>
+    <w:lsdException w:name="Plain Table 2" w:uiPriority="42"/>
+    <w:lsdException w:name="Plain Table 3" w:uiPriority="43"/>
+    <w:lsdException w:name="Plain Table 4" w:uiPriority="44"/>
+    <w:lsdException w:name="Plain Table 5" w:uiPriority="45"/>
+    <w:lsdException w:name="Grid Table Light" w:uiPriority="40"/>
+    <w:lsdException w:name="Grid Table 1 Light" w:uiPriority="46"/>
+    <w:lsdException w:name="Grid Table 2" w:uiPriority="47"/>
+    <w:lsdException w:name="Grid Table 3" w:uiPriority="48"/>
+    <w:lsdException w:name="Grid Table 4" w:uiPriority="49"/>
+    <w:lsdException w:name="Grid Table 5 Dark" w:uiPriority="50"/>
+    <w:lsdException w:name="Grid Table 6 Colorful" w:uiPriority="51"/>
+    <w:lsdException w:name="Grid Table 7 Colorful" w:uiPriority="52"/>
+    <w:lsdException w:name="Grid Table 1 Light Accent 1" w:uiPriority="46"/>
+    <w:lsdException w:name="Grid Table 2 Accent 1" w:uiPriority="47"/>
+    <w:lsdException w:name="Grid Table 3 Accent 1" w:uiPriority="48"/>
+    <w:lsdException w:name="Grid Table 4 Accent 1" w:uiPriority="49"/>
+    <w:lsdException w:name="Grid Table 5 Dark Accent 1" w:uiPriority="50"/>
+    <w:lsdException w:name="Grid Table 6 Colorful Accent 1" w:uiPriority="51"/>
+    <w:lsdException w:name="Grid Table 7 Colorful Accent 1" w:uiPriority="52"/>
+    <w:lsdException w:name="Grid Table 1 Light Accent 2" w:uiPriority="46"/>
+    <w:lsdException w:name="Grid Table 2 Accent 2" w:uiPriority="47"/>
+    <w:lsdException w:name="Grid Table 3 Accent 2" w:uiPriority="48"/>
+    <w:lsdException w:name="Grid Table 4 Accent 2" w:uiPriority="49"/>
+    <w:lsdException w:name="Grid Table 5 Dark Accent 2" w:uiPriority="50"/>
+    <w:lsdException w:name="Grid Table 6 Colorful Accent 2" w:uiPriority="51"/>
+    <w:lsdException w:name="Grid Table 7 Colorful Accent 2" w:uiPriority="52"/>
+    <w:lsdException w:name="Grid Table 1 Light Accent 3" w:uiPriority="46"/>
+    <w:lsdException w:name="Grid Table 2 Accent 3" w:uiPriority="47"/>
+    <w:lsdException w:name="Grid Table 3 Accent 3" w:uiPriority="48"/>
+    <w:lsdException w:name="Grid Table 4 Accent 3" w:uiPriority="49"/>
+    <w:lsdException w:name="Grid Table 5 Dark Accent 3" w:uiPriority="50"/>
+    <w:lsdException w:name="Grid Table 6 Colorful Accent 3" w:uiPriority="51"/>
+    <w:lsdException w:name="Grid Table 7 Colorful Accent 3" w:uiPriority="52"/>
+    <w:lsdException w:name="Grid Table 1 Light Accent 4" w:uiPriority="46"/>
+    <w:lsdException w:name="Grid Table 2 Accent 4" w:uiPriority="47"/>
+    <w:lsdException w:name="Grid Table 3 Accent 4" w:uiPriority="48"/>
+    <w:lsdException w:name="Grid Table 4 Accent 4" w:uiPriority="49"/>
+    <w:lsdException w:name="Grid Table 5 Dark Accent 4" w:uiPriority="50"/>
+    <w:lsdException w:name="Grid Table 6 Colorful Accent 4" w:uiPriority="51"/>
+    <w:lsdException w:name="Grid Table 7 Colorful Accent 4" w:uiPriority="52"/>
+    <w:lsdException w:name="Grid Table 1 Light Accent 5" w:uiPriority="46"/>
+    <w:lsdException w:name="Grid Table 2 Accent 5" w:uiPriority="47"/>
+    <w:lsdException w:name="Grid Table 3 Accent 5" w:uiPriority="48"/>
+    <w:lsdException w:name="Grid Table 4 Accent 5" w:uiPriority="49"/>
+    <w:lsdException w:name="Grid Table 5 Dark Accent 5" w:uiPriority="50"/>
+    <w:lsdException w:name="Grid Table 6 Colorful Accent 5" w:uiPriority="51"/>
+    <w:lsdException w:name="Grid Table 7 Colorful Accent 5" w:uiPriority="52"/>
+    <w:lsdException w:name="Grid Table 1 Light Accent 6" w:uiPriority="46"/>
+    <w:lsdException w:name="Grid Table 2 Accent 6" w:uiPriority="47"/>
+    <w:lsdException w:name="Grid Table 3 Accent 6" w:uiPriority="48"/>
+    <w:lsdException w:name="Grid Table 4 Accent 6" w:uiPriority="49"/>
+    <w:lsdException w:name="Grid Table 5 Dark Accent 6" w:uiPriority="50"/>
+    <w:lsdException w:name="Grid Table 6 Colorful Accent 6" w:uiPriority="51"/>
+    <w:lsdException w:name="Grid Table 7 Colorful Accent 6" w:uiPriority="52"/>
+    <w:lsdException w:name="List Table 1 Light" w:uiPriority="46"/>
+    <w:lsdException w:name="List Table 2" w:uiPriority="47"/>
+    <w:lsdException w:name="List Table 3" w:uiPriority="48"/>
+    <w:lsdException w:name="List Table 4" w:uiPriority="49"/>
+    <w:lsdException w:name="List Table 5 Dark" w:uiPriority="50"/>
+    <w:lsdException w:name="List Table 6 Colorful" w:uiPriority="51"/>
+    <w:lsdException w:name="List Table 7 Colorful" w:uiPriority="52"/>
+    <w:lsdException w:name="List Table 1 Light Accent 1" w:uiPriority="46"/>
+    <w:lsdException w:name="List Table 2 Accent 1" w:uiPriority="47"/>
+    <w:lsdException w:name="List Table 3 Accent 1" w:uiPriority="48"/>
+    <w:lsdException w:name="List Table 4 Accent 1" w:uiPriority="49"/>
+    <w:lsdException w:name="List Table 5 Dark Accent 1" w:uiPriority="50"/>
+    <w:lsdException w:name="List Table 6 Colorful Accent 1" w:uiPriority="51"/>
+    <w:lsdException w:name="List Table 7 Colorful Accent 1" w:uiPriority="52"/>
+    <w:lsdException w:name="List Table 1 Light Accent 2" w:uiPriority="46"/>
+    <w:lsdException w:name="List Table 2 Accent 2" w:uiPriority="47"/>
+    <w:lsdException w:name="List Table 3 Accent 2" w:uiPriority="48"/>
+    <w:lsdException w:name="List Table 4 Accent 2" w:uiPriority="49"/>
+    <w:lsdException w:name="List Table 5 Dark Accent 2" w:uiPriority="50"/>
+    <w:lsdException w:name="List Table 6 Colorful Accent 2" w:uiPriority="51"/>
+    <w:lsdException w:name="List Table 7 Colorful Accent 2" w:uiPriority="52"/>
+    <w:lsdException w:name="List Table 1 Light Accent 3" w:uiPriority="46"/>
+    <w:lsdException w:name="List Table 2 Accent 3" w:uiPriority="47"/>
+    <w:lsdException w:name="List Table 3 Accent 3" w:uiPriority="48"/>
+    <w:lsdException w:name="List Table 4 Accent 3" w:uiPriority="49"/>
+    <w:lsdException w:name="List Table 5 Dark Accent 3" w:uiPriority="50"/>
+    <w:lsdException w:name="List Table 6 Colorful Accent 3" w:uiPriority="51"/>
+    <w:lsdException w:name="List Table 7 Colorful Accent 3" w:uiPriority="52"/>
+    <w:lsdException w:name="List Table 1 Light Accent 4" w:uiPriority="46"/>
+    <w:lsdException w:name="List Table 2 Accent 4" w:uiPriority="47"/>
+    <w:lsdException w:name="List Table 3 Accent 4" w:uiPriority="48"/>
+    <w:lsdException w:name="List Table 4 Accent 4" w:uiPriority="49"/>
+    <w:lsdException w:name="List Table 5 Dark Accent 4" w:uiPriority="50"/>
+    <w:lsdException w:name="List Table 6 Colorful Accent 4" w:uiPriority="51"/>
+    <w:lsdException w:name="List Table 7 Colorful Accent 4" w:uiPriority="52"/>
+    <w:lsdException w:name="List Table 1 Light Accent 5" w:uiPriority="46"/>
+    <w:lsdException w:name="List Table 2 Accent 5" w:uiPriority="47"/>
+    <w:lsdException w:name="List Table 3 Accent 5" w:uiPriority="48"/>
+    <w:lsdException w:name="List Table 4 Accent 5" w:uiPriority="49"/>
+    <w:lsdException w:name="List Table 5 Dark Accent 5" w:uiPriority="50"/>
+    <w:lsdException w:name="List Table 6 Colorful Accent 5" w:uiPriority="51"/>
+    <w:lsdException w:name="List Table 7 Colorful Accent 5" w:uiPriority="52"/>
+    <w:lsdException w:name="List Table 1 Light Accent 6" w:uiPriority="46"/>
+    <w:lsdException w:name="List Table 2 Accent 6" w:uiPriority="47"/>
+    <w:lsdException w:name="List Table 3 Accent 6" w:uiPriority="48"/>
+    <w:lsdException w:name="List Table 4 Accent 6" w:uiPriority="49"/>
+    <w:lsdException w:name="List Table 5 Dark Accent 6" w:uiPriority="50"/>
+    <w:lsdException w:name="List Table 6 Colorful Accent 6" w:uiPriority="51"/>
+    <w:lsdException w:name="List Table 7 Colorful Accent 6" w:uiPriority="52"/>
+    <w:lsdException w:name="Mention" w:semiHidden="1" w:unhideWhenUsed="1"/>
+    <w:lsdException w:name="Smart Hyperlink" w:semiHidden="1" w:unhideWhenUsed="1"/>
+    <w:lsdException w:name="Hashtag" w:semiHidden="1" w:unhideWhenUsed="1"/>
+    <w:lsdException w:name="Unresolved Mention" w:semiHidden="1" w:unhideWhenUsed="1"/>
+    <w:lsdException w:name="Smart Link" w:semiHidden="1" w:unhideWhenUsed="1"/>
   </w:latentStyles>
   <w:style w:type="paragraph" w:default="1" w:styleId="Normal">
     <w:name w:val="Normal"/>
@@ -833,7 +993,6 @@
     <w:uiPriority w:val="99"/>
     <w:semiHidden/>
     <w:unhideWhenUsed/>
-    <w:qFormat/>
     <w:tblPr>
       <w:tblInd w:w="0" w:type="dxa"/>
       <w:tblCellMar>
@@ -852,7 +1011,6 @@
   </w:style>
   <w:style w:type="character" w:customStyle="1" w:styleId="CabealhoChar">
     <w:name w:val="Cabeçalho Char"/>
-    <w:basedOn w:val="Fontepargpadro"/>
     <w:qFormat/>
     <w:rsid w:val="00F708E6"/>
     <w:rPr>
@@ -863,7 +1021,6 @@
   </w:style>
   <w:style w:type="character" w:customStyle="1" w:styleId="RodapChar">
     <w:name w:val="Rodapé Char"/>
-    <w:basedOn w:val="Fontepargpadro"/>
     <w:qFormat/>
     <w:rsid w:val="00F708E6"/>
     <w:rPr>
@@ -874,7 +1031,6 @@
   </w:style>
   <w:style w:type="character" w:customStyle="1" w:styleId="TextodebaloChar">
     <w:name w:val="Texto de balão Char"/>
-    <w:basedOn w:val="Fontepargpadro"/>
     <w:qFormat/>
     <w:rsid w:val="00F708E6"/>
     <w:rPr>

--- a/scripts/automacao/templates/desconto_folha.docx
+++ b/scripts/automacao/templates/desconto_folha.docx
@@ -1,275 +1,299 @@
 
 <file path=word/document.xml><?xml version="1.0" encoding="utf-8"?>
-<w:document xmlns:wpc="http://schemas.microsoft.com/office/word/2010/wordprocessingCanvas" xmlns:cx="http://schemas.microsoft.com/office/drawing/2014/chartex" xmlns:cx1="http://schemas.microsoft.com/office/drawing/2015/9/8/chartex" xmlns:cx2="http://schemas.microsoft.com/office/drawing/2015/10/21/chartex" xmlns:cx3="http://schemas.microsoft.com/office/drawing/2016/5/9/chartex" xmlns:cx4="http://schemas.microsoft.com/office/drawing/2016/5/10/chartex" xmlns:cx5="http://schemas.microsoft.com/office/drawing/2016/5/11/chartex" xmlns:cx6="http://schemas.microsoft.com/office/drawing/2016/5/12/chartex" xmlns:cx7="http://schemas.microsoft.com/office/drawing/2016/5/13/chartex" xmlns:cx8="http://schemas.microsoft.com/office/drawing/2016/5/14/chartex" xmlns:mc="http://schemas.openxmlformats.org/markup-compatibility/2006" xmlns:aink="http://schemas.microsoft.com/office/drawing/2016/ink" xmlns:am3d="http://schemas.microsoft.com/office/drawing/2017/model3d" xmlns:o="urn:schemas-microsoft-com:office:office" xmlns:oel="http://schemas.microsoft.com/office/2019/extlst" xmlns:r="http://schemas.openxmlformats.org/officeDocument/2006/relationships" xmlns:m="http://schemas.openxmlformats.org/officeDocument/2006/math" xmlns:v="urn:schemas-microsoft-com:vml" xmlns:wp14="http://schemas.microsoft.com/office/word/2010/wordprocessingDrawing" xmlns:wp="http://schemas.openxmlformats.org/drawingml/2006/wordprocessingDrawing" xmlns:w10="urn:schemas-microsoft-com:office:word" xmlns:w="http://schemas.openxmlformats.org/wordprocessingml/2006/main" xmlns:w14="http://schemas.microsoft.com/office/word/2010/wordml" xmlns:w15="http://schemas.microsoft.com/office/word/2012/wordml" xmlns:w16cex="http://schemas.microsoft.com/office/word/2018/wordml/cex" xmlns:w16cid="http://schemas.microsoft.com/office/word/2016/wordml/cid" xmlns:w16="http://schemas.microsoft.com/office/word/2018/wordml" xmlns:w16du="http://schemas.microsoft.com/office/word/2023/wordml/word16du" xmlns:w16sdtdh="http://schemas.microsoft.com/office/word/2020/wordml/sdtdatahash" xmlns:w16sdtfl="http://schemas.microsoft.com/office/word/2024/wordml/sdtformatlock" xmlns:w16se="http://schemas.microsoft.com/office/word/2015/wordml/symex" xmlns:wpg="http://schemas.microsoft.com/office/word/2010/wordprocessingGroup" xmlns:wpi="http://schemas.microsoft.com/office/word/2010/wordprocessingInk" xmlns:wne="http://schemas.microsoft.com/office/word/2006/wordml" xmlns:wps="http://schemas.microsoft.com/office/word/2010/wordprocessingShape" mc:Ignorable="w14 w15 w16se w16cid w16 w16cex w16sdtdh w16sdtfl w16du wp14">
+<w:document xmlns:wpc="http://schemas.microsoft.com/office/word/2010/wordprocessingCanvas" xmlns:cx="http://schemas.microsoft.com/office/drawing/2014/chartex" xmlns:cx1="http://schemas.microsoft.com/office/drawing/2015/9/8/chartex" xmlns:cx2="http://schemas.microsoft.com/office/drawing/2015/10/21/chartex" xmlns:cx3="http://schemas.microsoft.com/office/drawing/2016/5/9/chartex" xmlns:cx4="http://schemas.microsoft.com/office/drawing/2016/5/10/chartex" xmlns:cx5="http://schemas.microsoft.com/office/drawing/2016/5/11/chartex" xmlns:cx6="http://schemas.microsoft.com/office/drawing/2016/5/12/chartex" xmlns:cx7="http://schemas.microsoft.com/office/drawing/2016/5/13/chartex" xmlns:cx8="http://schemas.microsoft.com/office/drawing/2016/5/14/chartex" xmlns:mc="http://schemas.openxmlformats.org/markup-compatibility/2006" xmlns:aink="http://schemas.microsoft.com/office/drawing/2016/ink" xmlns:am3d="http://schemas.microsoft.com/office/drawing/2017/model3d" xmlns:o="urn:schemas-microsoft-com:office:office" xmlns:oel="http://schemas.microsoft.com/office/2019/extlst" xmlns:r="http://schemas.openxmlformats.org/officeDocument/2006/relationships" xmlns:m="http://schemas.openxmlformats.org/officeDocument/2006/math" xmlns:v="urn:schemas-microsoft-com:vml" xmlns:wp14="http://schemas.microsoft.com/office/word/2010/wordprocessingDrawing" xmlns:wp="http://schemas.openxmlformats.org/drawingml/2006/wordprocessingDrawing" xmlns:w10="urn:schemas-microsoft-com:office:word" xmlns:w="http://schemas.openxmlformats.org/wordprocessingml/2006/main" xmlns:w14="http://schemas.microsoft.com/office/word/2010/wordml" xmlns:w15="http://schemas.microsoft.com/office/word/2012/wordml" xmlns:w16cei="http://schemas.microsoft.com/office/word/2026/wordml/cei" xmlns:w16cex="http://schemas.microsoft.com/office/word/2018/wordml/cex" xmlns:w16cid="http://schemas.microsoft.com/office/word/2016/wordml/cid" xmlns:w16="http://schemas.microsoft.com/office/word/2018/wordml" xmlns:w16du="http://schemas.microsoft.com/office/word/2023/wordml/word16du" xmlns:w16sdtdh="http://schemas.microsoft.com/office/word/2020/wordml/sdtdatahash" xmlns:w16sdtfl="http://schemas.microsoft.com/office/word/2024/wordml/sdtformatlock" xmlns:w16se="http://schemas.microsoft.com/office/word/2015/wordml/symex" xmlns:wpg="http://schemas.microsoft.com/office/word/2010/wordprocessingGroup" xmlns:wpi="http://schemas.microsoft.com/office/word/2010/wordprocessingInk" xmlns:wne="http://schemas.microsoft.com/office/word/2006/wordml" xmlns:wps="http://schemas.microsoft.com/office/word/2010/wordprocessingShape" mc:Ignorable="w14 w15 w16se w16cid w16 w16cex w16sdtdh w16sdtfl w16du wp14">
   <w:body>
+    <w:tbl>
+      <w:tblPr>
+        <w:tblW w:w="0" w:type="auto"/>
+        <w:jc w:val="center"/>
+        <w:tblLook w:val="04A0" w:firstRow="1" w:lastRow="0" w:firstColumn="1" w:lastColumn="0" w:noHBand="0" w:noVBand="1"/>
+      </w:tblPr>
+      <w:tblGrid>
+        <w:gridCol w:w="4819"/>
+        <w:gridCol w:w="4819"/>
+      </w:tblGrid>
+      <w:tr>
+        <w:trPr>
+          <w:jc w:val="center"/>
+        </w:trPr>
+        <w:tc>
+          <w:tcPr>
+            <w:tcW w:w="9638" w:type="dxa"/>
+            <w:gridSpan w:val="2"/>
+            <w:shd w:val="clear" w:color="auto" w:fill="2E5B3C"/>
+          </w:tcPr>
+          <w:p>
+            <w:pPr>
+              <w:jc w:val="center"/>
+            </w:pPr>
+            <w:r>
+              <w:rPr>
+                <w:rFonts w:ascii="Calibri" w:hAnsi="Calibri" w:cs="Calibri"/>
+                <w:b/>
+                <w:color w:val="FFFFFF"/>
+              </w:rPr>
+              <w:t>IDENTIFICAÇÃO</w:t>
+            </w:r>
+            <w:r>
+              <w:rPr>
+                <w:rFonts w:ascii="Calibri" w:hAnsi="Calibri" w:cs="Calibri"/>
+                <w:b/>
+                <w:color w:val="FFFFFF"/>
+              </w:rPr>
+              <w:t xml:space="preserve"> DO PROCESSO E VALORES</w:t>
+            </w:r>
+          </w:p>
+        </w:tc>
+      </w:tr>
+      <w:tr>
+        <w:trPr>
+          <w:jc w:val="center"/>
+        </w:trPr>
+        <w:tc>
+          <w:tcPr>
+            <w:tcW w:w="4819" w:type="dxa"/>
+            <w:tcBorders>
+              <w:top w:val="single" w:sz="4" w:space="0" w:color="CCCCCC"/>
+              <w:left w:val="single" w:sz="4" w:space="0" w:color="CCCCCC"/>
+              <w:bottom w:val="single" w:sz="4" w:space="0" w:color="CCCCCC"/>
+              <w:right w:val="single" w:sz="4" w:space="0" w:color="CCCCCC"/>
+            </w:tcBorders>
+            <w:shd w:val="clear" w:color="auto" w:fill="F2F2F2"/>
+          </w:tcPr>
+          <w:p>
+            <w:r>
+              <w:rPr>
+                <w:rFonts w:ascii="Calibri" w:hAnsi="Calibri" w:cs="Calibri"/>
+                <w:b/>
+                <w:color w:val="333333"/>
+              </w:rPr>
+              <w:t>Processo nº</w:t>
+            </w:r>
+          </w:p>
+        </w:tc>
+        <w:tc>
+          <w:tcPr>
+            <w:tcW w:w="4819" w:type="dxa"/>
+            <w:tcBorders>
+              <w:top w:val="single" w:sz="4" w:space="0" w:color="CCCCCC"/>
+              <w:left w:val="single" w:sz="4" w:space="0" w:color="CCCCCC"/>
+              <w:bottom w:val="single" w:sz="4" w:space="0" w:color="CCCCCC"/>
+              <w:right w:val="single" w:sz="4" w:space="0" w:color="CCCCCC"/>
+            </w:tcBorders>
+            <w:shd w:val="clear" w:color="auto" w:fill="F2F2F2"/>
+          </w:tcPr>
+          <w:p>
+            <w:r>
+              <w:rPr>
+                <w:rFonts w:ascii="Calibri" w:hAnsi="Calibri" w:cs="Calibri"/>
+                <w:color w:val="333333"/>
+              </w:rPr>
+              <w:t>{{processo}}</w:t>
+            </w:r>
+          </w:p>
+        </w:tc>
+      </w:tr>
+      <w:tr>
+        <w:trPr>
+          <w:jc w:val="center"/>
+        </w:trPr>
+        <w:tc>
+          <w:tcPr>
+            <w:tcW w:w="4819" w:type="dxa"/>
+            <w:tcBorders>
+              <w:top w:val="single" w:sz="4" w:space="0" w:color="CCCCCC"/>
+              <w:left w:val="single" w:sz="4" w:space="0" w:color="CCCCCC"/>
+              <w:bottom w:val="single" w:sz="4" w:space="0" w:color="CCCCCC"/>
+              <w:right w:val="single" w:sz="4" w:space="0" w:color="CCCCCC"/>
+            </w:tcBorders>
+          </w:tcPr>
+          <w:p>
+            <w:r>
+              <w:rPr>
+                <w:rFonts w:ascii="Calibri" w:hAnsi="Calibri" w:cs="Calibri"/>
+                <w:b/>
+                <w:color w:val="333333"/>
+              </w:rPr>
+              <w:t>Assunto</w:t>
+            </w:r>
+          </w:p>
+        </w:tc>
+        <w:tc>
+          <w:tcPr>
+            <w:tcW w:w="4819" w:type="dxa"/>
+            <w:tcBorders>
+              <w:top w:val="single" w:sz="4" w:space="0" w:color="CCCCCC"/>
+              <w:left w:val="single" w:sz="4" w:space="0" w:color="CCCCCC"/>
+              <w:bottom w:val="single" w:sz="4" w:space="0" w:color="CCCCCC"/>
+              <w:right w:val="single" w:sz="4" w:space="0" w:color="CCCCCC"/>
+            </w:tcBorders>
+          </w:tcPr>
+          <w:p>
+            <w:r>
+              <w:rPr>
+                <w:rFonts w:ascii="Calibri" w:hAnsi="Calibri" w:cs="Calibri"/>
+                <w:color w:val="333333"/>
+              </w:rPr>
+              <w:t>{{assunto}}</w:t>
+            </w:r>
+          </w:p>
+        </w:tc>
+      </w:tr>
+      <w:tr>
+        <w:trPr>
+          <w:jc w:val="center"/>
+        </w:trPr>
+        <w:tc>
+          <w:tcPr>
+            <w:tcW w:w="4819" w:type="dxa"/>
+            <w:tcBorders>
+              <w:top w:val="single" w:sz="4" w:space="0" w:color="CCCCCC"/>
+              <w:left w:val="single" w:sz="4" w:space="0" w:color="CCCCCC"/>
+              <w:bottom w:val="single" w:sz="4" w:space="0" w:color="CCCCCC"/>
+              <w:right w:val="single" w:sz="4" w:space="0" w:color="CCCCCC"/>
+            </w:tcBorders>
+            <w:shd w:val="clear" w:color="auto" w:fill="F2F2F2"/>
+          </w:tcPr>
+          <w:p>
+            <w:r>
+              <w:rPr>
+                <w:rFonts w:ascii="Calibri" w:hAnsi="Calibri" w:cs="Calibri"/>
+                <w:b/>
+                <w:color w:val="333333"/>
+              </w:rPr>
+              <w:t>Servidor(a)</w:t>
+            </w:r>
+          </w:p>
+        </w:tc>
+        <w:tc>
+          <w:tcPr>
+            <w:tcW w:w="4819" w:type="dxa"/>
+            <w:tcBorders>
+              <w:top w:val="single" w:sz="4" w:space="0" w:color="CCCCCC"/>
+              <w:left w:val="single" w:sz="4" w:space="0" w:color="CCCCCC"/>
+              <w:bottom w:val="single" w:sz="4" w:space="0" w:color="CCCCCC"/>
+              <w:right w:val="single" w:sz="4" w:space="0" w:color="CCCCCC"/>
+            </w:tcBorders>
+            <w:shd w:val="clear" w:color="auto" w:fill="F2F2F2"/>
+          </w:tcPr>
+          <w:p>
+            <w:r>
+              <w:rPr>
+                <w:rFonts w:ascii="Calibri" w:hAnsi="Calibri" w:cs="Calibri"/>
+                <w:color w:val="333333"/>
+              </w:rPr>
+              <w:t>{{nome}}</w:t>
+            </w:r>
+          </w:p>
+        </w:tc>
+      </w:tr>
+      <w:tr>
+        <w:trPr>
+          <w:jc w:val="center"/>
+        </w:trPr>
+        <w:tc>
+          <w:tcPr>
+            <w:tcW w:w="4819" w:type="dxa"/>
+            <w:tcBorders>
+              <w:top w:val="single" w:sz="4" w:space="0" w:color="CCCCCC"/>
+              <w:left w:val="single" w:sz="4" w:space="0" w:color="CCCCCC"/>
+              <w:bottom w:val="single" w:sz="4" w:space="0" w:color="CCCCCC"/>
+              <w:right w:val="single" w:sz="4" w:space="0" w:color="CCCCCC"/>
+            </w:tcBorders>
+          </w:tcPr>
+          <w:p>
+            <w:r>
+              <w:rPr>
+                <w:rFonts w:ascii="Calibri" w:hAnsi="Calibri" w:cs="Calibri"/>
+                <w:b/>
+                <w:color w:val="333333"/>
+              </w:rPr>
+              <w:t>Órgão</w:t>
+            </w:r>
+          </w:p>
+        </w:tc>
+        <w:tc>
+          <w:tcPr>
+            <w:tcW w:w="4819" w:type="dxa"/>
+            <w:tcBorders>
+              <w:top w:val="single" w:sz="4" w:space="0" w:color="CCCCCC"/>
+              <w:left w:val="single" w:sz="4" w:space="0" w:color="CCCCCC"/>
+              <w:bottom w:val="single" w:sz="4" w:space="0" w:color="CCCCCC"/>
+              <w:right w:val="single" w:sz="4" w:space="0" w:color="CCCCCC"/>
+            </w:tcBorders>
+          </w:tcPr>
+          <w:p>
+            <w:r>
+              <w:rPr>
+                <w:rFonts w:ascii="Calibri" w:hAnsi="Calibri" w:cs="Calibri"/>
+                <w:color w:val="333333"/>
+              </w:rPr>
+              <w:t>{{orgao}}</w:t>
+            </w:r>
+          </w:p>
+        </w:tc>
+      </w:tr>
+      <w:tr>
+        <w:trPr>
+          <w:jc w:val="center"/>
+        </w:trPr>
+        <w:tc>
+          <w:tcPr>
+            <w:tcW w:w="4819" w:type="dxa"/>
+            <w:tcBorders>
+              <w:top w:val="single" w:sz="4" w:space="0" w:color="CCCCCC"/>
+              <w:left w:val="single" w:sz="4" w:space="0" w:color="CCCCCC"/>
+              <w:bottom w:val="single" w:sz="4" w:space="0" w:color="CCCCCC"/>
+              <w:right w:val="single" w:sz="4" w:space="0" w:color="CCCCCC"/>
+            </w:tcBorders>
+            <w:shd w:val="clear" w:color="auto" w:fill="F2F2F2"/>
+          </w:tcPr>
+          <w:p>
+            <w:r>
+              <w:rPr>
+                <w:rFonts w:ascii="Calibri" w:hAnsi="Calibri" w:cs="Calibri"/>
+                <w:b/>
+                <w:color w:val="333333"/>
+              </w:rPr>
+              <w:t>Valor da multa</w:t>
+            </w:r>
+          </w:p>
+        </w:tc>
+        <w:tc>
+          <w:tcPr>
+            <w:tcW w:w="4819" w:type="dxa"/>
+            <w:tcBorders>
+              <w:top w:val="single" w:sz="4" w:space="0" w:color="CCCCCC"/>
+              <w:left w:val="single" w:sz="4" w:space="0" w:color="CCCCCC"/>
+              <w:bottom w:val="single" w:sz="4" w:space="0" w:color="CCCCCC"/>
+              <w:right w:val="single" w:sz="4" w:space="0" w:color="CCCCCC"/>
+            </w:tcBorders>
+            <w:shd w:val="clear" w:color="auto" w:fill="F2F2F2"/>
+          </w:tcPr>
+          <w:p>
+            <w:r>
+              <w:rPr>
+                <w:rFonts w:ascii="Calibri" w:hAnsi="Calibri" w:cs="Calibri"/>
+                <w:color w:val="333333"/>
+              </w:rPr>
+              <w:t>{{valor}}</w:t>
+            </w:r>
+          </w:p>
+        </w:tc>
+      </w:tr>
+    </w:tbl>
     <w:p>
       <w:pPr>
-        <w:pStyle w:val="Cabealho"/>
         <w:tabs>
-          <w:tab w:val="left" w:pos="708"/>
+          <w:tab w:val="left" w:pos="1692"/>
         </w:tabs>
-        <w:rPr>
+        <w:spacing w:line="360" w:lineRule="auto"/>
+        <w:rPr>
+          <w:b/>
+          <w:bCs/>
           <w:sz w:val="28"/>
         </w:rPr>
       </w:pPr>
-      <w:r>
-        <w:pict w14:anchorId="750E63A9">
-          <v:rect id="_x0000_s1026" style="position:absolute;margin-left:35.7pt;margin-top:38.65pt;width:411.25pt;height:34.8pt;z-index:1;mso-wrap-distance-left:9.05pt;mso-wrap-distance-right:9.05pt">
-            <v:fill opacity="0"/>
-            <v:textbox inset="7.25pt,3.65pt,7.25pt,3.65pt">
-              <w:txbxContent>
-                <w:p>
-                  <w:pPr>
-                    <w:rPr>
-                      <w:rFonts w:ascii="Arial" w:hAnsi="Arial" w:cs="Arial"/>
-                      <w:b/>
-                      <w:color w:val="808080"/>
-                      <w:sz w:val="20"/>
-                      <w:szCs w:val="20"/>
-                    </w:rPr>
-                  </w:pPr>
-                  <w:r>
-                    <w:rPr>
-                      <w:rFonts w:ascii="Arial" w:hAnsi="Arial" w:cs="Arial"/>
-                      <w:b/>
-                      <w:color w:val="808080"/>
-                      <w:sz w:val="20"/>
-                      <w:szCs w:val="20"/>
-                    </w:rPr>
-                    <w:t>DIRETORIA DE INSTRUÇÃO PROCESSUAL E CONTROLE DE DECISÕES - DIP</w:t>
-                  </w:r>
-                </w:p>
-                <w:p>
-                  <w:pPr>
-                    <w:rPr>
-                      <w:rFonts w:ascii="Arial" w:hAnsi="Arial" w:cs="Arial"/>
-                      <w:b/>
-                      <w:color w:val="808080"/>
-                      <w:sz w:val="20"/>
-                      <w:szCs w:val="20"/>
-                    </w:rPr>
-                  </w:pPr>
-                  <w:r>
-                    <w:rPr>
-                      <w:rFonts w:ascii="Arial" w:hAnsi="Arial" w:cs="Arial"/>
-                      <w:b/>
-                      <w:color w:val="808080"/>
-                      <w:sz w:val="20"/>
-                      <w:szCs w:val="20"/>
-                    </w:rPr>
-                    <w:t>Coordenadoria de Controle de Decisões - CCD</w:t>
-                  </w:r>
-                </w:p>
-              </w:txbxContent>
-            </v:textbox>
-          </v:rect>
-        </w:pict>
-      </w:r>
-      <w:r>
-        <w:rPr>
-          <w:noProof/>
-          <w:sz w:val="28"/>
-          <w:lang w:eastAsia="pt-BR"/>
-        </w:rPr>
-        <w:pict w14:anchorId="44123445">
-          <v:shapetype id="_x0000_t75" coordsize="21600,21600" o:spt="75" o:preferrelative="t" path="m@4@5l@4@11@9@11@9@5xe" filled="f" stroked="f">
-            <v:stroke joinstyle="miter"/>
-            <v:formulas>
-              <v:f eqn="if lineDrawn pixelLineWidth 0"/>
-              <v:f eqn="sum @0 1 0"/>
-              <v:f eqn="sum 0 0 @1"/>
-              <v:f eqn="prod @2 1 2"/>
-              <v:f eqn="prod @3 21600 pixelWidth"/>
-              <v:f eqn="prod @3 21600 pixelHeight"/>
-              <v:f eqn="sum @0 0 1"/>
-              <v:f eqn="prod @6 1 2"/>
-              <v:f eqn="prod @7 21600 pixelWidth"/>
-              <v:f eqn="sum @8 21600 0"/>
-              <v:f eqn="prod @7 21600 pixelHeight"/>
-              <v:f eqn="sum @10 21600 0"/>
-            </v:formulas>
-            <v:path o:extrusionok="f" gradientshapeok="t" o:connecttype="rect"/>
-            <o:lock v:ext="edit" aspectratio="t"/>
-          </v:shapetype>
-          <v:shape id="Imagem 1" o:spid="_x0000_i1025" type="#_x0000_t75" style="width:510.05pt;height:41.75pt;visibility:visible;mso-wrap-style:square">
-            <v:imagedata r:id="rId6" o:title="" croptop="-45f" cropbottom="-45f" cropleft="-4f" cropright="-4f"/>
-          </v:shape>
-        </w:pict>
-      </w:r>
-    </w:p>
-    <w:p>
-      <w:pPr>
-        <w:rPr>
-          <w:sz w:val="28"/>
-          <w:lang w:val="en-US" w:eastAsia="en-US"/>
-        </w:rPr>
-      </w:pPr>
-    </w:p>
-    <w:p>
-      <w:pPr>
-        <w:rPr>
-          <w:sz w:val="28"/>
-        </w:rPr>
-      </w:pPr>
-    </w:p>
-    <w:p>
-      <w:pPr>
-        <w:spacing w:line="360" w:lineRule="auto"/>
-        <w:rPr>
-          <w:b/>
-          <w:sz w:val="28"/>
-          <w:szCs w:val="20"/>
-        </w:rPr>
-      </w:pPr>
-    </w:p>
-    <w:p>
-      <w:pPr>
-        <w:spacing w:line="360" w:lineRule="auto"/>
-      </w:pPr>
-      <w:r>
-        <w:rPr>
-          <w:b/>
-          <w:szCs w:val="20"/>
-        </w:rPr>
-        <w:t>Processo nº:</w:t>
-      </w:r>
-      <w:r>
-        <w:rPr>
-          <w:szCs w:val="20"/>
-        </w:rPr>
-        <w:t xml:space="preserve"> {{processo}}</w:t>
-      </w:r>
-    </w:p>
-    <w:p>
-      <w:pPr>
-        <w:spacing w:line="360" w:lineRule="auto"/>
-        <w:ind w:left="1134" w:hanging="1134"/>
-        <w:jc w:val="both"/>
-        <w:rPr>
-          <w:b/>
-          <w:bCs/>
-        </w:rPr>
-      </w:pPr>
-      <w:r>
-        <w:rPr>
-          <w:b/>
-          <w:szCs w:val="20"/>
-        </w:rPr>
-        <w:t xml:space="preserve">Assunto: </w:t>
-      </w:r>
-      <w:r>
-        <w:rPr>
-          <w:color w:val="000000"/>
-        </w:rPr>
-        <w:t>{{assunto}}</w:t>
-      </w:r>
-    </w:p>
-    <w:p>
-      <w:pPr>
-        <w:spacing w:line="360" w:lineRule="auto"/>
-        <w:ind w:left="1134" w:hanging="1134"/>
-        <w:jc w:val="both"/>
-      </w:pPr>
-      <w:r>
-        <w:rPr>
-          <w:b/>
-          <w:szCs w:val="20"/>
-        </w:rPr>
-        <w:t>Servidor(a):</w:t>
-      </w:r>
-      <w:r>
-        <w:rPr>
-          <w:szCs w:val="20"/>
-        </w:rPr>
-        <w:t xml:space="preserve"> {{nome}}</w:t>
-      </w:r>
-    </w:p>
-    <w:p>
-      <w:pPr>
-        <w:spacing w:line="360" w:lineRule="auto"/>
-        <w:ind w:left="851" w:hanging="851"/>
-        <w:jc w:val="both"/>
-        <w:rPr>
-          <w:b/>
-          <w:szCs w:val="20"/>
-        </w:rPr>
-      </w:pPr>
-      <w:r>
-        <w:rPr>
-          <w:b/>
-          <w:szCs w:val="20"/>
-        </w:rPr>
-        <w:t xml:space="preserve">Órgão: </w:t>
-      </w:r>
-      <w:r>
-        <w:rPr>
-          <w:szCs w:val="20"/>
-        </w:rPr>
-        <w:t>{{</w:t>
-      </w:r>
-      <w:proofErr w:type="spellStart"/>
-      <w:r>
-        <w:rPr>
-          <w:szCs w:val="20"/>
-        </w:rPr>
-        <w:t>orgao</w:t>
-      </w:r>
-      <w:proofErr w:type="spellEnd"/>
-      <w:r>
-        <w:rPr>
-          <w:szCs w:val="20"/>
-        </w:rPr>
-        <w:t>}}</w:t>
-      </w:r>
-    </w:p>
-    <w:p>
-      <w:pPr>
-        <w:spacing w:line="360" w:lineRule="auto"/>
-        <w:ind w:left="1134" w:hanging="1134"/>
-        <w:jc w:val="both"/>
-      </w:pPr>
-      <w:r>
-        <w:rPr>
-          <w:b/>
-          <w:szCs w:val="20"/>
-        </w:rPr>
-        <w:t>Valor da multa:</w:t>
-      </w:r>
-      <w:r>
-        <w:rPr>
-          <w:szCs w:val="20"/>
-        </w:rPr>
-        <w:t xml:space="preserve"> {{valor}}</w:t>
-      </w:r>
-    </w:p>
-    <w:p>
-      <w:pPr>
-        <w:spacing w:line="360" w:lineRule="auto"/>
-        <w:ind w:left="851" w:hanging="851"/>
-        <w:rPr>
-          <w:sz w:val="28"/>
-          <w:szCs w:val="20"/>
-        </w:rPr>
-      </w:pPr>
-    </w:p>
-    <w:p>
-      <w:pPr>
-        <w:shd w:val="clear" w:color="auto" w:fill="D9D9D9"/>
-        <w:spacing w:line="360" w:lineRule="auto"/>
-        <w:ind w:left="851" w:hanging="851"/>
-        <w:jc w:val="center"/>
-        <w:rPr>
-          <w:b/>
-          <w:szCs w:val="20"/>
-        </w:rPr>
-      </w:pPr>
-      <w:r>
-        <w:rPr>
-          <w:b/>
-          <w:szCs w:val="20"/>
-        </w:rPr>
-        <w:t>DESPACHO</w:t>
-      </w:r>
     </w:p>
     <w:p>
       <w:pPr>
@@ -278,21 +302,18 @@
         </w:tabs>
         <w:spacing w:line="360" w:lineRule="auto"/>
         <w:ind w:left="851" w:hanging="851"/>
-        <w:rPr>
-          <w:sz w:val="28"/>
+        <w:jc w:val="center"/>
+        <w:rPr>
+          <w:b/>
+          <w:bCs/>
         </w:rPr>
       </w:pPr>
       <w:r>
         <w:rPr>
-          <w:sz w:val="28"/>
-        </w:rPr>
-        <w:tab/>
-      </w:r>
-      <w:r>
-        <w:rPr>
-          <w:sz w:val="28"/>
-        </w:rPr>
-        <w:tab/>
+          <w:b/>
+          <w:bCs/>
+        </w:rPr>
+        <w:t>INFORMAÇÃO INSTRUTIVA</w:t>
       </w:r>
     </w:p>
     <w:p>
@@ -301,127 +322,104 @@
         <w:ind w:firstLine="1701"/>
         <w:jc w:val="both"/>
         <w:rPr>
-          <w:szCs w:val="20"/>
+          <w:color w:val="333333"/>
         </w:rPr>
       </w:pPr>
-      <w:r>
-        <w:rPr>
-          <w:szCs w:val="20"/>
-        </w:rPr>
-        <w:t>Em</w:t>
-      </w:r>
-      <w:r>
-        <w:rPr>
-          <w:szCs w:val="20"/>
-        </w:rPr>
-        <w:t xml:space="preserve"> cumprimento à determinação do Conselheiro R</w:t>
-      </w:r>
-      <w:r>
-        <w:rPr>
-          <w:szCs w:val="20"/>
-        </w:rPr>
-        <w:t xml:space="preserve">elator deste processo, consoante as disposições do art. 118, inciso I, da Lei Complementar nº 464/2012 (Lei Orgânica do TCE-RN) e do art. 25, §§ 1º, inciso I, 3º e 4º, da Resolução nº 013/2015-TCE, remetam-se os respectivos autos à Diretoria de Expediente (DE) para </w:t>
-      </w:r>
-      <w:r>
-        <w:rPr>
-          <w:b/>
-          <w:szCs w:val="20"/>
-          <w:u w:val="single"/>
-        </w:rPr>
-        <w:t>notificar</w:t>
-      </w:r>
-      <w:r>
-        <w:rPr>
-          <w:szCs w:val="20"/>
-        </w:rPr>
-        <w:t xml:space="preserve"> o </w:t>
-      </w:r>
-      <w:r>
-        <w:rPr>
-          <w:bCs/>
-          <w:szCs w:val="20"/>
-        </w:rPr>
-        <w:t>órgão</w:t>
-      </w:r>
-      <w:r>
-        <w:rPr>
-          <w:b/>
-          <w:bCs/>
-          <w:szCs w:val="20"/>
-        </w:rPr>
-        <w:t xml:space="preserve"> </w:t>
-      </w:r>
-      <w:r>
-        <w:rPr>
-          <w:bCs/>
-          <w:szCs w:val="20"/>
-        </w:rPr>
-        <w:t xml:space="preserve">ao qual o(a) servidor(a) está vinculado(a), </w:t>
-      </w:r>
-      <w:r>
-        <w:rPr>
-          <w:szCs w:val="20"/>
-        </w:rPr>
-        <w:t xml:space="preserve">com a finalidade de promover, no prazo de 30 (trinta) dias, o desconto integral ou parcelado do(s) </w:t>
-      </w:r>
-      <w:r>
-        <w:rPr>
-          <w:bCs/>
-          <w:szCs w:val="20"/>
-        </w:rPr>
-        <w:t>valor(es) da(s) multa(s)</w:t>
-      </w:r>
-      <w:r>
-        <w:rPr>
-          <w:b/>
-          <w:bCs/>
-          <w:szCs w:val="20"/>
-        </w:rPr>
-        <w:t xml:space="preserve"> </w:t>
-      </w:r>
-      <w:r>
-        <w:rPr>
-          <w:szCs w:val="20"/>
-        </w:rPr>
-        <w:t xml:space="preserve">nos vencimentos, subsídios, salários ou proventos do(a) servidor(a) pertencente ao seu quadro de pessoal, em conformidade com as informações supracitadas e observados os limites previstos na legislação aplicável à espécie, devendo comprovar o repasse do(s) valor(es) perante este Tribunal de Contas, no prazo de 15 (quinze) dias a contar da efetivação do referido desconto, sob pena de imposição de multa nos termos do art. 27 da Resolução nº 013/2015-TCE. </w:t>
-      </w:r>
     </w:p>
     <w:p>
       <w:pPr>
         <w:spacing w:line="360" w:lineRule="auto"/>
         <w:ind w:firstLine="1701"/>
         <w:jc w:val="both"/>
-        <w:rPr>
-          <w:szCs w:val="20"/>
-        </w:rPr>
       </w:pPr>
       <w:r>
         <w:rPr>
-          <w:szCs w:val="20"/>
+          <w:color w:val="333333"/>
+        </w:rPr>
+        <w:t>Em</w:t>
+      </w:r>
+      <w:r>
+        <w:rPr>
+          <w:color w:val="333333"/>
+        </w:rPr>
+        <w:t xml:space="preserve"> cumprimento à determinação do Conselheiro R</w:t>
+      </w:r>
+      <w:r>
+        <w:rPr>
+          <w:color w:val="333333"/>
+        </w:rPr>
+        <w:t xml:space="preserve">elator deste processo, consoante as disposições do art. 118, inciso I, da Lei Complementar nº 464/2012 (Lei Orgânica do TCE-RN) e do art. 25, §§ 1º, inciso I, 3º e 4º, da Resolução nº 013/2015-TCE, remetam-se os respectivos autos à Diretoria de Expediente (DE) para </w:t>
+      </w:r>
+      <w:r>
+        <w:rPr>
+          <w:color w:val="333333"/>
+          <w:u w:val="single"/>
+        </w:rPr>
+        <w:t>notificar</w:t>
+      </w:r>
+      <w:r>
+        <w:rPr>
+          <w:color w:val="333333"/>
+        </w:rPr>
+        <w:t xml:space="preserve"> o </w:t>
+      </w:r>
+      <w:r>
+        <w:rPr>
+          <w:bCs/>
+          <w:color w:val="333333"/>
+        </w:rPr>
+        <w:t xml:space="preserve">órgão ao qual o(a) servidor(a) está vinculado(a), </w:t>
+      </w:r>
+      <w:r>
+        <w:rPr>
+          <w:color w:val="333333"/>
+        </w:rPr>
+        <w:t xml:space="preserve">com a finalidade de promover, no prazo de 30 (trinta) dias, o desconto integral ou parcelado do(s) </w:t>
+      </w:r>
+      <w:r>
+        <w:rPr>
+          <w:bCs/>
+          <w:color w:val="333333"/>
+        </w:rPr>
+        <w:t xml:space="preserve">valor(es) da(s) multa(s) </w:t>
+      </w:r>
+      <w:r>
+        <w:rPr>
+          <w:color w:val="333333"/>
+        </w:rPr>
+        <w:t xml:space="preserve">nos vencimentos, subsídios, salários ou proventos do(a) servidor(a) pertencente ao seu quadro de pessoal, em conformidade com as informações supracitadas e observados os limites previstos na legislação aplicável à espécie, devendo comprovar o repasse do(s) valor(es) perante este Tribunal de Contas, no prazo de 15 (quinze) dias a contar da efetivação do referido desconto, sob pena de imposição de multa nos termos do art. 27 da Resolução nº 013/2015-TCE. </w:t>
+      </w:r>
+    </w:p>
+    <w:p>
+      <w:pPr>
+        <w:spacing w:line="360" w:lineRule="auto"/>
+        <w:ind w:firstLine="1701"/>
+        <w:jc w:val="both"/>
+      </w:pPr>
+      <w:r>
+        <w:rPr>
+          <w:color w:val="333333"/>
         </w:rPr>
         <w:t xml:space="preserve">O desconto tem por objetivo o pagamento da(s) multa(s) imputada(s) ao aludido(a) servidor(a), por esta Corte de Contas, e o repasse deve ser feito à </w:t>
       </w:r>
       <w:r>
         <w:rPr>
-          <w:b/>
-          <w:bCs/>
-          <w:szCs w:val="20"/>
+          <w:bCs/>
+          <w:color w:val="333333"/>
         </w:rPr>
         <w:t xml:space="preserve">Conta Corrente: </w:t>
       </w:r>
       <w:r>
         <w:rPr>
-          <w:b/>
-          <w:bCs/>
-          <w:szCs w:val="20"/>
+          <w:bCs/>
+          <w:color w:val="333333"/>
         </w:rPr>
         <w:t>7</w:t>
       </w:r>
       <w:r>
         <w:rPr>
-          <w:b/>
-          <w:bCs/>
-          <w:szCs w:val="20"/>
+          <w:bCs/>
+          <w:color w:val="333333"/>
         </w:rPr>
         <w:t>00.000-6, Agência: 3795-8, Titular: TCE/RN FRAP OUTRAS FONTES – Banco do Brasil S/A.</w:t>
       </w:r>
@@ -430,76 +428,86 @@
       <w:pPr>
         <w:spacing w:line="360" w:lineRule="auto"/>
         <w:jc w:val="both"/>
-        <w:rPr>
-          <w:szCs w:val="20"/>
-        </w:rPr>
+      </w:pPr>
+    </w:p>
+    <w:p>
+      <w:pPr>
+        <w:spacing w:line="360" w:lineRule="auto"/>
+      </w:pPr>
+    </w:p>
+    <w:p>
+      <w:pPr>
+        <w:spacing w:line="360" w:lineRule="auto"/>
       </w:pPr>
     </w:p>
     <w:p>
       <w:pPr>
         <w:jc w:val="center"/>
         <w:rPr>
-          <w:b/>
-          <w:bCs/>
-          <w:szCs w:val="20"/>
+          <w:bCs/>
+          <w:i/>
+          <w:iCs/>
+          <w:color w:val="333333"/>
         </w:rPr>
       </w:pPr>
-      <w:proofErr w:type="spellStart"/>
-      <w:r>
-        <w:rPr>
-          <w:b/>
-          <w:bCs/>
-          <w:szCs w:val="20"/>
-        </w:rPr>
-        <w:t>Jumara</w:t>
-      </w:r>
-      <w:proofErr w:type="spellEnd"/>
-      <w:r>
-        <w:rPr>
-          <w:b/>
-          <w:bCs/>
-          <w:szCs w:val="20"/>
-        </w:rPr>
-        <w:t xml:space="preserve"> Sasaki</w:t>
+      <w:r>
+        <w:rPr>
+          <w:bCs/>
+          <w:i/>
+          <w:iCs/>
+          <w:color w:val="333333"/>
+        </w:rPr>
+        <w:t xml:space="preserve">[assinado </w:t>
+      </w:r>
+      <w:r>
+        <w:rPr>
+          <w:bCs/>
+          <w:i/>
+          <w:iCs/>
+          <w:color w:val="333333"/>
+        </w:rPr>
+        <w:t>digitalmente</w:t>
+      </w:r>
+      <w:r>
+        <w:rPr>
+          <w:bCs/>
+          <w:i/>
+          <w:iCs/>
+          <w:color w:val="333333"/>
+        </w:rPr>
+        <w:t>]</w:t>
+      </w:r>
+      <w:r>
+        <w:rPr>
+          <w:bCs/>
+          <w:i/>
+          <w:iCs/>
+          <w:color w:val="333333"/>
+        </w:rPr>
+        <w:br/>
       </w:r>
     </w:p>
     <w:p>
       <w:pPr>
         <w:jc w:val="center"/>
         <w:rPr>
-          <w:szCs w:val="20"/>
+          <w:b/>
+          <w:bCs/>
         </w:rPr>
       </w:pPr>
       <w:r>
         <w:rPr>
-          <w:szCs w:val="20"/>
-        </w:rPr>
-        <w:t>Assistente Técnica de Diretoria de Controle Externo</w:t>
-      </w:r>
-    </w:p>
-    <w:p>
-      <w:pPr>
-        <w:spacing w:line="360" w:lineRule="auto"/>
-        <w:jc w:val="center"/>
-        <w:rPr>
-          <w:szCs w:val="20"/>
-        </w:rPr>
-      </w:pPr>
-    </w:p>
-    <w:p>
-      <w:pPr>
-        <w:jc w:val="center"/>
-        <w:rPr>
-          <w:b/>
-          <w:bCs/>
-        </w:rPr>
-      </w:pPr>
-      <w:r>
-        <w:rPr>
-          <w:b/>
-          <w:bCs/>
+          <w:bCs/>
+          <w:color w:val="333333"/>
         </w:rPr>
         <w:t>Eduardo Pereira Lima</w:t>
+      </w:r>
+      <w:r>
+        <w:rPr>
+          <w:bCs/>
+          <w:color w:val="333333"/>
+        </w:rPr>
+        <w:br/>
       </w:r>
     </w:p>
     <w:p>
@@ -507,13 +515,20 @@
         <w:jc w:val="center"/>
       </w:pPr>
       <w:r>
+        <w:rPr>
+          <w:color w:val="333333"/>
+        </w:rPr>
         <w:t>Coordenador de</w:t>
       </w:r>
       <w:r>
+        <w:rPr>
+          <w:color w:val="333333"/>
+        </w:rPr>
         <w:t xml:space="preserve"> Controle de Decisões</w:t>
       </w:r>
     </w:p>
     <w:sectPr>
+      <w:headerReference w:type="default" r:id="rId6"/>
       <w:footerReference w:type="default" r:id="rId7"/>
       <w:pgSz w:w="11906" w:h="16838"/>
       <w:pgMar w:top="1134" w:right="1134" w:bottom="765" w:left="1134" w:header="0" w:footer="709" w:gutter="0"/>
@@ -526,7 +541,7 @@
 </file>
 
 <file path=word/endnotes.xml><?xml version="1.0" encoding="utf-8"?>
-<w:endnotes xmlns:wpc="http://schemas.microsoft.com/office/word/2010/wordprocessingCanvas" xmlns:cx="http://schemas.microsoft.com/office/drawing/2014/chartex" xmlns:cx1="http://schemas.microsoft.com/office/drawing/2015/9/8/chartex" xmlns:cx2="http://schemas.microsoft.com/office/drawing/2015/10/21/chartex" xmlns:cx3="http://schemas.microsoft.com/office/drawing/2016/5/9/chartex" xmlns:cx4="http://schemas.microsoft.com/office/drawing/2016/5/10/chartex" xmlns:cx5="http://schemas.microsoft.com/office/drawing/2016/5/11/chartex" xmlns:cx6="http://schemas.microsoft.com/office/drawing/2016/5/12/chartex" xmlns:cx7="http://schemas.microsoft.com/office/drawing/2016/5/13/chartex" xmlns:cx8="http://schemas.microsoft.com/office/drawing/2016/5/14/chartex" xmlns:mc="http://schemas.openxmlformats.org/markup-compatibility/2006" xmlns:aink="http://schemas.microsoft.com/office/drawing/2016/ink" xmlns:am3d="http://schemas.microsoft.com/office/drawing/2017/model3d" xmlns:o="urn:schemas-microsoft-com:office:office" xmlns:oel="http://schemas.microsoft.com/office/2019/extlst" xmlns:r="http://schemas.openxmlformats.org/officeDocument/2006/relationships" xmlns:m="http://schemas.openxmlformats.org/officeDocument/2006/math" xmlns:v="urn:schemas-microsoft-com:vml" xmlns:wp14="http://schemas.microsoft.com/office/word/2010/wordprocessingDrawing" xmlns:wp="http://schemas.openxmlformats.org/drawingml/2006/wordprocessingDrawing" xmlns:w10="urn:schemas-microsoft-com:office:word" xmlns:w="http://schemas.openxmlformats.org/wordprocessingml/2006/main" xmlns:w14="http://schemas.microsoft.com/office/word/2010/wordml" xmlns:w15="http://schemas.microsoft.com/office/word/2012/wordml" xmlns:w16cex="http://schemas.microsoft.com/office/word/2018/wordml/cex" xmlns:w16cid="http://schemas.microsoft.com/office/word/2016/wordml/cid" xmlns:w16="http://schemas.microsoft.com/office/word/2018/wordml" xmlns:w16du="http://schemas.microsoft.com/office/word/2023/wordml/word16du" xmlns:w16sdtdh="http://schemas.microsoft.com/office/word/2020/wordml/sdtdatahash" xmlns:w16sdtfl="http://schemas.microsoft.com/office/word/2024/wordml/sdtformatlock" xmlns:w16se="http://schemas.microsoft.com/office/word/2015/wordml/symex" xmlns:wpg="http://schemas.microsoft.com/office/word/2010/wordprocessingGroup" xmlns:wpi="http://schemas.microsoft.com/office/word/2010/wordprocessingInk" xmlns:wne="http://schemas.microsoft.com/office/word/2006/wordml" xmlns:wps="http://schemas.microsoft.com/office/word/2010/wordprocessingShape" mc:Ignorable="w14 w15 w16se w16cid w16 w16cex w16sdtdh w16sdtfl w16du wp14">
+<w:endnotes xmlns:wpc="http://schemas.microsoft.com/office/word/2010/wordprocessingCanvas" xmlns:cx="http://schemas.microsoft.com/office/drawing/2014/chartex" xmlns:cx1="http://schemas.microsoft.com/office/drawing/2015/9/8/chartex" xmlns:cx2="http://schemas.microsoft.com/office/drawing/2015/10/21/chartex" xmlns:cx3="http://schemas.microsoft.com/office/drawing/2016/5/9/chartex" xmlns:cx4="http://schemas.microsoft.com/office/drawing/2016/5/10/chartex" xmlns:cx5="http://schemas.microsoft.com/office/drawing/2016/5/11/chartex" xmlns:cx6="http://schemas.microsoft.com/office/drawing/2016/5/12/chartex" xmlns:cx7="http://schemas.microsoft.com/office/drawing/2016/5/13/chartex" xmlns:cx8="http://schemas.microsoft.com/office/drawing/2016/5/14/chartex" xmlns:mc="http://schemas.openxmlformats.org/markup-compatibility/2006" xmlns:aink="http://schemas.microsoft.com/office/drawing/2016/ink" xmlns:am3d="http://schemas.microsoft.com/office/drawing/2017/model3d" xmlns:o="urn:schemas-microsoft-com:office:office" xmlns:oel="http://schemas.microsoft.com/office/2019/extlst" xmlns:r="http://schemas.openxmlformats.org/officeDocument/2006/relationships" xmlns:m="http://schemas.openxmlformats.org/officeDocument/2006/math" xmlns:v="urn:schemas-microsoft-com:vml" xmlns:wp14="http://schemas.microsoft.com/office/word/2010/wordprocessingDrawing" xmlns:wp="http://schemas.openxmlformats.org/drawingml/2006/wordprocessingDrawing" xmlns:w10="urn:schemas-microsoft-com:office:word" xmlns:w="http://schemas.openxmlformats.org/wordprocessingml/2006/main" xmlns:w14="http://schemas.microsoft.com/office/word/2010/wordml" xmlns:w15="http://schemas.microsoft.com/office/word/2012/wordml" xmlns:w16cei="http://schemas.microsoft.com/office/word/2026/wordml/cei" xmlns:w16cex="http://schemas.microsoft.com/office/word/2018/wordml/cex" xmlns:w16cid="http://schemas.microsoft.com/office/word/2016/wordml/cid" xmlns:w16="http://schemas.microsoft.com/office/word/2018/wordml" xmlns:w16du="http://schemas.microsoft.com/office/word/2023/wordml/word16du" xmlns:w16sdtdh="http://schemas.microsoft.com/office/word/2020/wordml/sdtdatahash" xmlns:w16sdtfl="http://schemas.microsoft.com/office/word/2024/wordml/sdtformatlock" xmlns:w16se="http://schemas.microsoft.com/office/word/2015/wordml/symex" xmlns:wpg="http://schemas.microsoft.com/office/word/2010/wordprocessingGroup" xmlns:wpi="http://schemas.microsoft.com/office/word/2010/wordprocessingInk" xmlns:wne="http://schemas.microsoft.com/office/word/2006/wordml" xmlns:wps="http://schemas.microsoft.com/office/word/2010/wordprocessingShape" mc:Ignorable="w14 w15 w16se w16cid w16 w16cex w16sdtdh w16sdtfl w16du wp14">
   <w:endnote w:type="separator" w:id="-1">
     <w:p>
       <w:r>
@@ -545,23 +560,38 @@
 </file>
 
 <file path=word/footer1.xml><?xml version="1.0" encoding="utf-8"?>
-<w:ftr xmlns:wpc="http://schemas.microsoft.com/office/word/2010/wordprocessingCanvas" xmlns:cx="http://schemas.microsoft.com/office/drawing/2014/chartex" xmlns:cx1="http://schemas.microsoft.com/office/drawing/2015/9/8/chartex" xmlns:cx2="http://schemas.microsoft.com/office/drawing/2015/10/21/chartex" xmlns:cx3="http://schemas.microsoft.com/office/drawing/2016/5/9/chartex" xmlns:cx4="http://schemas.microsoft.com/office/drawing/2016/5/10/chartex" xmlns:cx5="http://schemas.microsoft.com/office/drawing/2016/5/11/chartex" xmlns:cx6="http://schemas.microsoft.com/office/drawing/2016/5/12/chartex" xmlns:cx7="http://schemas.microsoft.com/office/drawing/2016/5/13/chartex" xmlns:cx8="http://schemas.microsoft.com/office/drawing/2016/5/14/chartex" xmlns:mc="http://schemas.openxmlformats.org/markup-compatibility/2006" xmlns:aink="http://schemas.microsoft.com/office/drawing/2016/ink" xmlns:am3d="http://schemas.microsoft.com/office/drawing/2017/model3d" xmlns:o="urn:schemas-microsoft-com:office:office" xmlns:oel="http://schemas.microsoft.com/office/2019/extlst" xmlns:r="http://schemas.openxmlformats.org/officeDocument/2006/relationships" xmlns:m="http://schemas.openxmlformats.org/officeDocument/2006/math" xmlns:v="urn:schemas-microsoft-com:vml" xmlns:wp14="http://schemas.microsoft.com/office/word/2010/wordprocessingDrawing" xmlns:wp="http://schemas.openxmlformats.org/drawingml/2006/wordprocessingDrawing" xmlns:w10="urn:schemas-microsoft-com:office:word" xmlns:w="http://schemas.openxmlformats.org/wordprocessingml/2006/main" xmlns:w14="http://schemas.microsoft.com/office/word/2010/wordml" xmlns:w15="http://schemas.microsoft.com/office/word/2012/wordml" xmlns:w16cex="http://schemas.microsoft.com/office/word/2018/wordml/cex" xmlns:w16cid="http://schemas.microsoft.com/office/word/2016/wordml/cid" xmlns:w16="http://schemas.microsoft.com/office/word/2018/wordml" xmlns:w16du="http://schemas.microsoft.com/office/word/2023/wordml/word16du" xmlns:w16sdtdh="http://schemas.microsoft.com/office/word/2020/wordml/sdtdatahash" xmlns:w16sdtfl="http://schemas.microsoft.com/office/word/2024/wordml/sdtformatlock" xmlns:w16se="http://schemas.microsoft.com/office/word/2015/wordml/symex" xmlns:wpg="http://schemas.microsoft.com/office/word/2010/wordprocessingGroup" xmlns:wpi="http://schemas.microsoft.com/office/word/2010/wordprocessingInk" xmlns:wne="http://schemas.microsoft.com/office/word/2006/wordml" xmlns:wps="http://schemas.microsoft.com/office/word/2010/wordprocessingShape" mc:Ignorable="w14 w15 w16se w16cid w16 w16cex w16sdtdh w16sdtfl w16du wp14">
+<w:ftr xmlns:wpc="http://schemas.microsoft.com/office/word/2010/wordprocessingCanvas" xmlns:cx="http://schemas.microsoft.com/office/drawing/2014/chartex" xmlns:cx1="http://schemas.microsoft.com/office/drawing/2015/9/8/chartex" xmlns:cx2="http://schemas.microsoft.com/office/drawing/2015/10/21/chartex" xmlns:cx3="http://schemas.microsoft.com/office/drawing/2016/5/9/chartex" xmlns:cx4="http://schemas.microsoft.com/office/drawing/2016/5/10/chartex" xmlns:cx5="http://schemas.microsoft.com/office/drawing/2016/5/11/chartex" xmlns:cx6="http://schemas.microsoft.com/office/drawing/2016/5/12/chartex" xmlns:cx7="http://schemas.microsoft.com/office/drawing/2016/5/13/chartex" xmlns:cx8="http://schemas.microsoft.com/office/drawing/2016/5/14/chartex" xmlns:mc="http://schemas.openxmlformats.org/markup-compatibility/2006" xmlns:aink="http://schemas.microsoft.com/office/drawing/2016/ink" xmlns:am3d="http://schemas.microsoft.com/office/drawing/2017/model3d" xmlns:o="urn:schemas-microsoft-com:office:office" xmlns:oel="http://schemas.microsoft.com/office/2019/extlst" xmlns:r="http://schemas.openxmlformats.org/officeDocument/2006/relationships" xmlns:m="http://schemas.openxmlformats.org/officeDocument/2006/math" xmlns:v="urn:schemas-microsoft-com:vml" xmlns:wp14="http://schemas.microsoft.com/office/word/2010/wordprocessingDrawing" xmlns:wp="http://schemas.openxmlformats.org/drawingml/2006/wordprocessingDrawing" xmlns:w10="urn:schemas-microsoft-com:office:word" xmlns:w="http://schemas.openxmlformats.org/wordprocessingml/2006/main" xmlns:w14="http://schemas.microsoft.com/office/word/2010/wordml" xmlns:w15="http://schemas.microsoft.com/office/word/2012/wordml" xmlns:w16cei="http://schemas.microsoft.com/office/word/2026/wordml/cei" xmlns:w16cex="http://schemas.microsoft.com/office/word/2018/wordml/cex" xmlns:w16cid="http://schemas.microsoft.com/office/word/2016/wordml/cid" xmlns:w16="http://schemas.microsoft.com/office/word/2018/wordml" xmlns:w16du="http://schemas.microsoft.com/office/word/2023/wordml/word16du" xmlns:w16sdtdh="http://schemas.microsoft.com/office/word/2020/wordml/sdtdatahash" xmlns:w16sdtfl="http://schemas.microsoft.com/office/word/2024/wordml/sdtformatlock" xmlns:w16se="http://schemas.microsoft.com/office/word/2015/wordml/symex" xmlns:wpg="http://schemas.microsoft.com/office/word/2010/wordprocessingGroup" xmlns:wpi="http://schemas.microsoft.com/office/word/2010/wordprocessingInk" xmlns:wne="http://schemas.microsoft.com/office/word/2006/wordml" xmlns:wps="http://schemas.microsoft.com/office/word/2010/wordprocessingShape" mc:Ignorable="w14 w15 w16se w16cid w16 w16cex w16sdtdh w16sdtfl w16du wp14">
   <w:p>
     <w:pPr>
       <w:pStyle w:val="Rodap"/>
-      <w:jc w:val="right"/>
+      <w:pBdr>
+        <w:top w:val="single" w:sz="8" w:space="1" w:color="C8A84B"/>
+      </w:pBdr>
+      <w:jc w:val="center"/>
     </w:pPr>
-  </w:p>
-  <w:p>
-    <w:pPr>
-      <w:pStyle w:val="Rodap"/>
-    </w:pPr>
+    <w:r>
+      <w:rPr>
+        <w:rFonts w:ascii="Calibri" w:hAnsi="Calibri" w:cs="Calibri"/>
+        <w:color w:val="666666"/>
+        <w:sz w:val="16"/>
+      </w:rPr>
+      <w:t>Av. Presidente Getúlio Vargas, 690 – Ed. Dr. Múcio Vilar Ribeiro Dantas</w:t>
+    </w:r>
+    <w:r>
+      <w:rPr>
+        <w:rFonts w:ascii="Calibri" w:hAnsi="Calibri" w:cs="Calibri"/>
+        <w:color w:val="666666"/>
+        <w:sz w:val="16"/>
+      </w:rPr>
+      <w:br/>
+      <w:t>CEP 59012-360 – Petrópolis, Natal/RN – www.tce.rn.gov.br</w:t>
+    </w:r>
   </w:p>
 </w:ftr>
 </file>
 
 <file path=word/footnotes.xml><?xml version="1.0" encoding="utf-8"?>
-<w:footnotes xmlns:wpc="http://schemas.microsoft.com/office/word/2010/wordprocessingCanvas" xmlns:cx="http://schemas.microsoft.com/office/drawing/2014/chartex" xmlns:cx1="http://schemas.microsoft.com/office/drawing/2015/9/8/chartex" xmlns:cx2="http://schemas.microsoft.com/office/drawing/2015/10/21/chartex" xmlns:cx3="http://schemas.microsoft.com/office/drawing/2016/5/9/chartex" xmlns:cx4="http://schemas.microsoft.com/office/drawing/2016/5/10/chartex" xmlns:cx5="http://schemas.microsoft.com/office/drawing/2016/5/11/chartex" xmlns:cx6="http://schemas.microsoft.com/office/drawing/2016/5/12/chartex" xmlns:cx7="http://schemas.microsoft.com/office/drawing/2016/5/13/chartex" xmlns:cx8="http://schemas.microsoft.com/office/drawing/2016/5/14/chartex" xmlns:mc="http://schemas.openxmlformats.org/markup-compatibility/2006" xmlns:aink="http://schemas.microsoft.com/office/drawing/2016/ink" xmlns:am3d="http://schemas.microsoft.com/office/drawing/2017/model3d" xmlns:o="urn:schemas-microsoft-com:office:office" xmlns:oel="http://schemas.microsoft.com/office/2019/extlst" xmlns:r="http://schemas.openxmlformats.org/officeDocument/2006/relationships" xmlns:m="http://schemas.openxmlformats.org/officeDocument/2006/math" xmlns:v="urn:schemas-microsoft-com:vml" xmlns:wp14="http://schemas.microsoft.com/office/word/2010/wordprocessingDrawing" xmlns:wp="http://schemas.openxmlformats.org/drawingml/2006/wordprocessingDrawing" xmlns:w10="urn:schemas-microsoft-com:office:word" xmlns:w="http://schemas.openxmlformats.org/wordprocessingml/2006/main" xmlns:w14="http://schemas.microsoft.com/office/word/2010/wordml" xmlns:w15="http://schemas.microsoft.com/office/word/2012/wordml" xmlns:w16cex="http://schemas.microsoft.com/office/word/2018/wordml/cex" xmlns:w16cid="http://schemas.microsoft.com/office/word/2016/wordml/cid" xmlns:w16="http://schemas.microsoft.com/office/word/2018/wordml" xmlns:w16du="http://schemas.microsoft.com/office/word/2023/wordml/word16du" xmlns:w16sdtdh="http://schemas.microsoft.com/office/word/2020/wordml/sdtdatahash" xmlns:w16sdtfl="http://schemas.microsoft.com/office/word/2024/wordml/sdtformatlock" xmlns:w16se="http://schemas.microsoft.com/office/word/2015/wordml/symex" xmlns:wpg="http://schemas.microsoft.com/office/word/2010/wordprocessingGroup" xmlns:wpi="http://schemas.microsoft.com/office/word/2010/wordprocessingInk" xmlns:wne="http://schemas.microsoft.com/office/word/2006/wordml" xmlns:wps="http://schemas.microsoft.com/office/word/2010/wordprocessingShape" mc:Ignorable="w14 w15 w16se w16cid w16 w16cex w16sdtdh w16sdtfl w16du wp14">
+<w:footnotes xmlns:wpc="http://schemas.microsoft.com/office/word/2010/wordprocessingCanvas" xmlns:cx="http://schemas.microsoft.com/office/drawing/2014/chartex" xmlns:cx1="http://schemas.microsoft.com/office/drawing/2015/9/8/chartex" xmlns:cx2="http://schemas.microsoft.com/office/drawing/2015/10/21/chartex" xmlns:cx3="http://schemas.microsoft.com/office/drawing/2016/5/9/chartex" xmlns:cx4="http://schemas.microsoft.com/office/drawing/2016/5/10/chartex" xmlns:cx5="http://schemas.microsoft.com/office/drawing/2016/5/11/chartex" xmlns:cx6="http://schemas.microsoft.com/office/drawing/2016/5/12/chartex" xmlns:cx7="http://schemas.microsoft.com/office/drawing/2016/5/13/chartex" xmlns:cx8="http://schemas.microsoft.com/office/drawing/2016/5/14/chartex" xmlns:mc="http://schemas.openxmlformats.org/markup-compatibility/2006" xmlns:aink="http://schemas.microsoft.com/office/drawing/2016/ink" xmlns:am3d="http://schemas.microsoft.com/office/drawing/2017/model3d" xmlns:o="urn:schemas-microsoft-com:office:office" xmlns:oel="http://schemas.microsoft.com/office/2019/extlst" xmlns:r="http://schemas.openxmlformats.org/officeDocument/2006/relationships" xmlns:m="http://schemas.openxmlformats.org/officeDocument/2006/math" xmlns:v="urn:schemas-microsoft-com:vml" xmlns:wp14="http://schemas.microsoft.com/office/word/2010/wordprocessingDrawing" xmlns:wp="http://schemas.openxmlformats.org/drawingml/2006/wordprocessingDrawing" xmlns:w10="urn:schemas-microsoft-com:office:word" xmlns:w="http://schemas.openxmlformats.org/wordprocessingml/2006/main" xmlns:w14="http://schemas.microsoft.com/office/word/2010/wordml" xmlns:w15="http://schemas.microsoft.com/office/word/2012/wordml" xmlns:w16cei="http://schemas.microsoft.com/office/word/2026/wordml/cei" xmlns:w16cex="http://schemas.microsoft.com/office/word/2018/wordml/cex" xmlns:w16cid="http://schemas.microsoft.com/office/word/2016/wordml/cid" xmlns:w16="http://schemas.microsoft.com/office/word/2018/wordml" xmlns:w16du="http://schemas.microsoft.com/office/word/2023/wordml/word16du" xmlns:w16sdtdh="http://schemas.microsoft.com/office/word/2020/wordml/sdtdatahash" xmlns:w16sdtfl="http://schemas.microsoft.com/office/word/2024/wordml/sdtformatlock" xmlns:w16se="http://schemas.microsoft.com/office/word/2015/wordml/symex" xmlns:wpg="http://schemas.microsoft.com/office/word/2010/wordprocessingGroup" xmlns:wpi="http://schemas.microsoft.com/office/word/2010/wordprocessingInk" xmlns:wne="http://schemas.microsoft.com/office/word/2006/wordml" xmlns:wps="http://schemas.microsoft.com/office/word/2010/wordprocessingShape" mc:Ignorable="w14 w15 w16se w16cid w16 w16cex w16sdtdh w16sdtfl w16du wp14">
   <w:footnote w:type="separator" w:id="-1">
     <w:p>
       <w:r>
@@ -577,6 +607,114 @@
     </w:p>
   </w:footnote>
 </w:footnotes>
+</file>
+
+<file path=word/header1.xml><?xml version="1.0" encoding="utf-8"?>
+<w:hdr xmlns:wpc="http://schemas.microsoft.com/office/word/2010/wordprocessingCanvas" xmlns:cx="http://schemas.microsoft.com/office/drawing/2014/chartex" xmlns:cx1="http://schemas.microsoft.com/office/drawing/2015/9/8/chartex" xmlns:cx2="http://schemas.microsoft.com/office/drawing/2015/10/21/chartex" xmlns:cx3="http://schemas.microsoft.com/office/drawing/2016/5/9/chartex" xmlns:cx4="http://schemas.microsoft.com/office/drawing/2016/5/10/chartex" xmlns:cx5="http://schemas.microsoft.com/office/drawing/2016/5/11/chartex" xmlns:cx6="http://schemas.microsoft.com/office/drawing/2016/5/12/chartex" xmlns:cx7="http://schemas.microsoft.com/office/drawing/2016/5/13/chartex" xmlns:cx8="http://schemas.microsoft.com/office/drawing/2016/5/14/chartex" xmlns:mc="http://schemas.openxmlformats.org/markup-compatibility/2006" xmlns:aink="http://schemas.microsoft.com/office/drawing/2016/ink" xmlns:am3d="http://schemas.microsoft.com/office/drawing/2017/model3d" xmlns:o="urn:schemas-microsoft-com:office:office" xmlns:oel="http://schemas.microsoft.com/office/2019/extlst" xmlns:r="http://schemas.openxmlformats.org/officeDocument/2006/relationships" xmlns:m="http://schemas.openxmlformats.org/officeDocument/2006/math" xmlns:v="urn:schemas-microsoft-com:vml" xmlns:wp14="http://schemas.microsoft.com/office/word/2010/wordprocessingDrawing" xmlns:wp="http://schemas.openxmlformats.org/drawingml/2006/wordprocessingDrawing" xmlns:w10="urn:schemas-microsoft-com:office:word" xmlns:w="http://schemas.openxmlformats.org/wordprocessingml/2006/main" xmlns:w14="http://schemas.microsoft.com/office/word/2010/wordml" xmlns:w15="http://schemas.microsoft.com/office/word/2012/wordml" xmlns:w16cei="http://schemas.microsoft.com/office/word/2026/wordml/cei" xmlns:w16cex="http://schemas.microsoft.com/office/word/2018/wordml/cex" xmlns:w16cid="http://schemas.microsoft.com/office/word/2016/wordml/cid" xmlns:w16="http://schemas.microsoft.com/office/word/2018/wordml" xmlns:w16du="http://schemas.microsoft.com/office/word/2023/wordml/word16du" xmlns:w16sdtdh="http://schemas.microsoft.com/office/word/2020/wordml/sdtdatahash" xmlns:w16sdtfl="http://schemas.microsoft.com/office/word/2024/wordml/sdtformatlock" xmlns:w16se="http://schemas.microsoft.com/office/word/2015/wordml/symex" xmlns:wpg="http://schemas.microsoft.com/office/word/2010/wordprocessingGroup" xmlns:wpi="http://schemas.microsoft.com/office/word/2010/wordprocessingInk" xmlns:wne="http://schemas.microsoft.com/office/word/2006/wordml" xmlns:wps="http://schemas.microsoft.com/office/word/2010/wordprocessingShape" mc:Ignorable="w14 w15 w16se w16cid w16 w16cex w16sdtdh w16sdtfl w16du wp14">
+  <w:p>
+    <w:pPr>
+      <w:pStyle w:val="Cabealho"/>
+    </w:pPr>
+    <w:r>
+      <w:rPr>
+        <w:noProof/>
+      </w:rPr>
+      <w:pict w14:anchorId="4D86D0B5">
+        <v:shapetype id="_x0000_t75" coordsize="21600,21600" o:spt="75" o:preferrelative="t" path="m@4@5l@4@11@9@11@9@5xe" filled="f" stroked="f">
+          <v:stroke joinstyle="miter"/>
+          <v:formulas>
+            <v:f eqn="if lineDrawn pixelLineWidth 0"/>
+            <v:f eqn="sum @0 1 0"/>
+            <v:f eqn="sum 0 0 @1"/>
+            <v:f eqn="prod @2 1 2"/>
+            <v:f eqn="prod @3 21600 pixelWidth"/>
+            <v:f eqn="prod @3 21600 pixelHeight"/>
+            <v:f eqn="sum @0 0 1"/>
+            <v:f eqn="prod @6 1 2"/>
+            <v:f eqn="prod @7 21600 pixelWidth"/>
+            <v:f eqn="sum @8 21600 0"/>
+            <v:f eqn="prod @7 21600 pixelHeight"/>
+            <v:f eqn="sum @10 21600 0"/>
+          </v:formulas>
+          <v:path o:extrusionok="f" gradientshapeok="t" o:connecttype="rect"/>
+          <o:lock v:ext="edit" aspectratio="t"/>
+        </v:shapetype>
+        <v:shape id="Imagem 534816037" o:spid="_x0000_s1025" type="#_x0000_t75" style="position:absolute;margin-left:.15pt;margin-top:13.6pt;width:292.75pt;height:42.55pt;z-index:1;visibility:visible;mso-wrap-style:square;mso-wrap-distance-left:9pt;mso-wrap-distance-top:0;mso-wrap-distance-right:9pt;mso-wrap-distance-bottom:0;mso-position-horizontal-relative:text;mso-position-vertical-relative:text">
+          <v:imagedata r:id="rId1" o:title="" croptop="-1334f" cropright="28148f" chromakey="white"/>
+        </v:shape>
+      </w:pict>
+    </w:r>
+  </w:p>
+  <w:p>
+    <w:pPr>
+      <w:pStyle w:val="Cabealho"/>
+    </w:pPr>
+  </w:p>
+  <w:p>
+    <w:pPr>
+      <w:pStyle w:val="Cabealho"/>
+    </w:pPr>
+  </w:p>
+  <w:p>
+    <w:pPr>
+      <w:pStyle w:val="Cabealho"/>
+    </w:pPr>
+  </w:p>
+  <w:p>
+    <w:pPr>
+      <w:pStyle w:val="Cabealho"/>
+      <w:tabs>
+        <w:tab w:val="left" w:pos="426"/>
+      </w:tabs>
+      <w:rPr>
+        <w:rFonts w:eastAsia="Calibri"/>
+        <w:b/>
+        <w:bCs/>
+        <w:color w:val="808080"/>
+        <w:szCs w:val="16"/>
+        <w:lang w:eastAsia="en-US"/>
+      </w:rPr>
+    </w:pPr>
+    <w:r>
+      <w:rPr>
+        <w:rFonts w:eastAsia="Calibri"/>
+        <w:b/>
+        <w:bCs/>
+        <w:color w:val="808080"/>
+        <w:szCs w:val="16"/>
+        <w:lang w:eastAsia="en-US"/>
+      </w:rPr>
+      <w:t>Diretoria de Instrução Processual e Controle de Decisões – DIP</w:t>
+    </w:r>
+  </w:p>
+  <w:p>
+    <w:pPr>
+      <w:pStyle w:val="Cabealho"/>
+      <w:tabs>
+        <w:tab w:val="left" w:pos="426"/>
+      </w:tabs>
+      <w:rPr>
+        <w:sz w:val="40"/>
+      </w:rPr>
+    </w:pPr>
+    <w:r>
+      <w:rPr>
+        <w:rFonts w:eastAsia="Calibri"/>
+        <w:b/>
+        <w:bCs/>
+        <w:color w:val="808080"/>
+        <w:szCs w:val="16"/>
+        <w:lang w:eastAsia="en-US"/>
+      </w:rPr>
+      <w:t>Coordenadoria de Controle de Decisões – CCD</w:t>
+    </w:r>
+  </w:p>
+  <w:p>
+    <w:pPr>
+      <w:pStyle w:val="Cabealho"/>
+    </w:pPr>
+  </w:p>
+</w:hdr>
 </file>
 
 <file path=word/styles.xml><?xml version="1.0" encoding="utf-8"?>
@@ -1011,6 +1149,7 @@
   </w:style>
   <w:style w:type="character" w:customStyle="1" w:styleId="CabealhoChar">
     <w:name w:val="Cabeçalho Char"/>
+    <w:uiPriority w:val="99"/>
     <w:qFormat/>
     <w:rsid w:val="00F708E6"/>
     <w:rPr>
@@ -1114,6 +1253,7 @@
   <w:style w:type="paragraph" w:styleId="Cabealho">
     <w:name w:val="header"/>
     <w:basedOn w:val="Normal"/>
+    <w:uiPriority w:val="99"/>
     <w:rsid w:val="00F708E6"/>
   </w:style>
   <w:style w:type="paragraph" w:styleId="Rodap">
